--- a/fuentes/01230000_CF02_CFA.docx
+++ b/fuentes/01230000_CF02_CFA.docx
@@ -205,7 +205,7 @@
               </wp:anchor>
             </w:drawing>
           </mc:Choice>
-          <mc:Fallback xmlns:oel="http://schemas.microsoft.com/office/2019/extlst" xmlns:w16cex="http://schemas.microsoft.com/office/word/2018/wordml/cex" xmlns:w16="http://schemas.microsoft.com/office/word/2018/wordml" xmlns:w16sdtdh="http://schemas.microsoft.com/office/word/2020/wordml/sdtdatahash">
+          <mc:Fallback xmlns:w16sdtdh="http://schemas.microsoft.com/office/word/2020/wordml/sdtdatahash" xmlns:w16="http://schemas.microsoft.com/office/word/2018/wordml" xmlns:w16cex="http://schemas.microsoft.com/office/word/2018/wordml/cex" xmlns:oel="http://schemas.microsoft.com/office/2019/extlst">
             <w:pict>
               <v:rect w14:anchorId="4C256C62" id="Rectángulo 3" o:spid="_x0000_s1026" alt="&quot;&quot;" style="position:absolute;margin-left:-55.95pt;margin-top:26.4pt;width:613.85pt;height:164.25pt;z-index:-251655168;visibility:visible;mso-wrap-style:square;mso-height-percent:0;mso-wrap-distance-left:9pt;mso-wrap-distance-top:0;mso-wrap-distance-right:9pt;mso-wrap-distance-bottom:0;mso-position-horizontal:absolute;mso-position-horizontal-relative:text;mso-position-vertical:absolute;mso-position-vertical-relative:text;mso-height-percent:0;mso-height-relative:margin;v-text-anchor:middle" o:gfxdata="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" fillcolor="#00314d" stroked="f" strokeweight="1pt"/>
             </w:pict>
@@ -2933,7 +2933,6 @@
       <w:pPr>
         <w:pStyle w:val="Video"/>
       </w:pPr>
-      <w:bookmarkStart w:id="1" w:name="_GoBack"/>
       <w:r>
         <w:rPr>
           <w:noProof/>
@@ -3005,7 +3004,6 @@
           </wp:anchor>
         </w:drawing>
       </w:r>
-      <w:bookmarkEnd w:id="1"/>
       <w:r>
         <w:t>Formulación de ideas de negocio e innovación empresarial</w:t>
       </w:r>
@@ -3116,12 +3114,12 @@
       <w:pPr>
         <w:pStyle w:val="Ttulo1"/>
       </w:pPr>
-      <w:bookmarkStart w:id="2" w:name="_Toc240032468"/>
+      <w:bookmarkStart w:id="1" w:name="_Toc240032468"/>
       <w:r>
         <w:lastRenderedPageBreak/>
         <w:t>Innovación y política de fomento</w:t>
       </w:r>
-      <w:bookmarkEnd w:id="2"/>
+      <w:bookmarkEnd w:id="1"/>
     </w:p>
     <w:p>
       <w:pPr>
@@ -3329,11 +3327,11 @@
       <w:r>
         <w:t xml:space="preserve"> </w:t>
       </w:r>
-      <w:bookmarkStart w:id="3" w:name="_Toc240032469"/>
+      <w:bookmarkStart w:id="2" w:name="_Toc240032469"/>
       <w:r>
         <w:t>Concepto de innovación en la empresa</w:t>
       </w:r>
-      <w:bookmarkEnd w:id="3"/>
+      <w:bookmarkEnd w:id="2"/>
     </w:p>
     <w:p>
       <w:pPr>
@@ -3499,12 +3497,12 @@
       <w:pPr>
         <w:pStyle w:val="Ttulo2"/>
       </w:pPr>
-      <w:bookmarkStart w:id="4" w:name="_Toc240032470"/>
+      <w:bookmarkStart w:id="3" w:name="_Toc240032470"/>
       <w:r>
         <w:lastRenderedPageBreak/>
         <w:t>Tipos de innovación</w:t>
       </w:r>
-      <w:bookmarkEnd w:id="4"/>
+      <w:bookmarkEnd w:id="3"/>
     </w:p>
     <w:p>
       <w:pPr>
@@ -4101,11 +4099,11 @@
       <w:pPr>
         <w:pStyle w:val="Ttulo2"/>
       </w:pPr>
-      <w:bookmarkStart w:id="5" w:name="_Toc240032471"/>
+      <w:bookmarkStart w:id="4" w:name="_Toc240032471"/>
       <w:r>
         <w:t>Innovación incremental y disruptiva</w:t>
       </w:r>
-      <w:bookmarkEnd w:id="5"/>
+      <w:bookmarkEnd w:id="4"/>
     </w:p>
     <w:p>
       <w:pPr>
@@ -4465,11 +4463,11 @@
       <w:pPr>
         <w:pStyle w:val="Ttulo2"/>
       </w:pPr>
-      <w:bookmarkStart w:id="6" w:name="_Toc240032472"/>
+      <w:bookmarkStart w:id="5" w:name="_Toc240032472"/>
       <w:r>
         <w:t>Política pública de innovación</w:t>
       </w:r>
-      <w:bookmarkEnd w:id="6"/>
+      <w:bookmarkEnd w:id="5"/>
     </w:p>
     <w:p>
       <w:pPr>
@@ -5010,11 +5008,11 @@
         <w:lastRenderedPageBreak/>
         <w:t xml:space="preserve"> </w:t>
       </w:r>
-      <w:bookmarkStart w:id="7" w:name="_Toc240032473"/>
+      <w:bookmarkStart w:id="6" w:name="_Toc240032473"/>
       <w:r>
         <w:t>Alternativas de solución y toma de decisiones</w:t>
       </w:r>
-      <w:bookmarkEnd w:id="7"/>
+      <w:bookmarkEnd w:id="6"/>
     </w:p>
     <w:p>
       <w:pPr>
@@ -5245,11 +5243,11 @@
       <w:pPr>
         <w:pStyle w:val="Ttulo2"/>
       </w:pPr>
-      <w:bookmarkStart w:id="8" w:name="_Toc240032474"/>
+      <w:bookmarkStart w:id="7" w:name="_Toc240032474"/>
       <w:r>
         <w:t>Generación de alternativas empresariales</w:t>
       </w:r>
-      <w:bookmarkEnd w:id="8"/>
+      <w:bookmarkEnd w:id="7"/>
     </w:p>
     <w:p>
       <w:pPr>
@@ -5535,11 +5533,11 @@
       <w:pPr>
         <w:pStyle w:val="Ttulo2"/>
       </w:pPr>
-      <w:bookmarkStart w:id="9" w:name="_Toc240032475"/>
+      <w:bookmarkStart w:id="8" w:name="_Toc240032475"/>
       <w:r>
         <w:t>Matriz de ponderación de alternativas</w:t>
       </w:r>
-      <w:bookmarkEnd w:id="9"/>
+      <w:bookmarkEnd w:id="8"/>
     </w:p>
     <w:p>
       <w:pPr>
@@ -6407,11 +6405,11 @@
       <w:pPr>
         <w:pStyle w:val="Ttulo2"/>
       </w:pPr>
-      <w:bookmarkStart w:id="10" w:name="_Toc240032476"/>
+      <w:bookmarkStart w:id="9" w:name="_Toc240032476"/>
       <w:r>
         <w:t>Criterios cuantitativos y cualitativos</w:t>
       </w:r>
-      <w:bookmarkEnd w:id="10"/>
+      <w:bookmarkEnd w:id="9"/>
     </w:p>
     <w:p>
       <w:pPr>
@@ -6792,12 +6790,12 @@
       <w:pPr>
         <w:pStyle w:val="Ttulo2"/>
       </w:pPr>
-      <w:bookmarkStart w:id="11" w:name="_Toc240032477"/>
+      <w:bookmarkStart w:id="10" w:name="_Toc240032477"/>
       <w:r>
         <w:lastRenderedPageBreak/>
         <w:t>Sesgos que distorsionan la decisión</w:t>
       </w:r>
-      <w:bookmarkEnd w:id="11"/>
+      <w:bookmarkEnd w:id="10"/>
     </w:p>
     <w:p>
       <w:pPr>
@@ -7259,11 +7257,11 @@
       <w:pPr>
         <w:pStyle w:val="Ttulo2"/>
       </w:pPr>
-      <w:bookmarkStart w:id="12" w:name="_Toc240032478"/>
+      <w:bookmarkStart w:id="11" w:name="_Toc240032478"/>
       <w:r>
         <w:t>Conclusión fundamentada</w:t>
       </w:r>
-      <w:bookmarkEnd w:id="12"/>
+      <w:bookmarkEnd w:id="11"/>
     </w:p>
     <w:p>
       <w:pPr>
@@ -7586,11 +7584,11 @@
         <w:lastRenderedPageBreak/>
         <w:t xml:space="preserve"> </w:t>
       </w:r>
-      <w:bookmarkStart w:id="13" w:name="_Toc240032479"/>
+      <w:bookmarkStart w:id="12" w:name="_Toc240032479"/>
       <w:r>
         <w:t>Mejoramiento de procesos productivos</w:t>
       </w:r>
-      <w:bookmarkEnd w:id="13"/>
+      <w:bookmarkEnd w:id="12"/>
     </w:p>
     <w:p>
       <w:pPr>
@@ -7791,11 +7789,11 @@
       <w:pPr>
         <w:pStyle w:val="Ttulo2"/>
       </w:pPr>
-      <w:bookmarkStart w:id="14" w:name="_Toc240032480"/>
+      <w:bookmarkStart w:id="13" w:name="_Toc240032480"/>
       <w:r>
         <w:t>Proceso productivo y sus componentes</w:t>
       </w:r>
-      <w:bookmarkEnd w:id="14"/>
+      <w:bookmarkEnd w:id="13"/>
     </w:p>
     <w:p>
       <w:pPr>
@@ -8008,7 +8006,7 @@
       <w:pPr>
         <w:pStyle w:val="Ttulo2"/>
       </w:pPr>
-      <w:bookmarkStart w:id="15" w:name="_Toc240032481"/>
+      <w:bookmarkStart w:id="14" w:name="_Toc240032481"/>
       <w:r>
         <w:t xml:space="preserve">Problemas tecnológicos en las </w:t>
       </w:r>
@@ -8016,7 +8014,7 @@
       <w:r>
         <w:t>mipymes</w:t>
       </w:r>
-      <w:bookmarkEnd w:id="15"/>
+      <w:bookmarkEnd w:id="14"/>
       <w:proofErr w:type="spellEnd"/>
     </w:p>
     <w:p>
@@ -8176,7 +8174,20 @@
         <w:rPr>
           <w:lang w:val="es-419" w:eastAsia="es-CO"/>
         </w:rPr>
-        <w:t>: el consumo de energía por unidad producida supera el promedio del sector sin que la empresa lo advierta. La señal de alerta es una factura que crece más rápido que la producción. Caso frecuente: un taller metalmecánico de Duitama reprograma sus horarios de operación y sustituye la iluminación, con lo que baja su costo mensual.</w:t>
+        <w:t xml:space="preserve">: el consumo de energía por unidad producida supera el promedio del sector sin que la empresa lo advierta. La señal de alerta es una factura que crece más rápido que la producción. </w:t>
+      </w:r>
+    </w:p>
+    <w:p>
+      <w:pPr>
+        <w:rPr>
+          <w:lang w:val="es-419" w:eastAsia="es-CO"/>
+        </w:rPr>
+      </w:pPr>
+      <w:r>
+        <w:rPr>
+          <w:lang w:val="es-419" w:eastAsia="es-CO"/>
+        </w:rPr>
+        <w:t>Caso frecuente: un taller metalmecánico de Duitama reprograma sus horarios de operación y sustituye la iluminación, con lo que baja su costo mensual.</w:t>
       </w:r>
     </w:p>
     <w:p>
@@ -8293,12 +8304,12 @@
       <w:pPr>
         <w:pStyle w:val="Ttulo2"/>
       </w:pPr>
-      <w:bookmarkStart w:id="16" w:name="_Toc240032482"/>
+      <w:bookmarkStart w:id="15" w:name="_Toc240032482"/>
       <w:r>
         <w:lastRenderedPageBreak/>
         <w:t>Herramientas de mejora continua</w:t>
       </w:r>
-      <w:bookmarkEnd w:id="16"/>
+      <w:bookmarkEnd w:id="15"/>
     </w:p>
     <w:p>
       <w:pPr>
@@ -8399,14 +8410,27 @@
         <w:rPr>
           <w:lang w:val="es-419" w:eastAsia="es-CO"/>
         </w:rPr>
-        <w:t xml:space="preserve">: sistema orientado a eliminar todo aquello que el cliente no está dispuesto a pagar, definido como desperdicio. Clasifica las pérdidas en categorías como la sobreproducción, la espera, el transporte </w:t>
+        <w:t xml:space="preserve">: sistema orientado a eliminar todo aquello que el cliente no está dispuesto a pagar, definido como desperdicio. Clasifica las </w:t>
       </w:r>
       <w:r>
         <w:rPr>
           <w:lang w:val="es-419" w:eastAsia="es-CO"/>
         </w:rPr>
         <w:lastRenderedPageBreak/>
-        <w:t>innecesario y el reproceso. Aplicación: recorrer el proceso con el equipo y marcar en el diagrama cada actividad que no agrega valor al producto final.</w:t>
+        <w:t xml:space="preserve">pérdidas en categorías como la sobreproducción, la espera, el transporte innecesario y el reproceso. </w:t>
+      </w:r>
+    </w:p>
+    <w:p>
+      <w:pPr>
+        <w:rPr>
+          <w:lang w:val="es-419" w:eastAsia="es-CO"/>
+        </w:rPr>
+      </w:pPr>
+      <w:r>
+        <w:rPr>
+          <w:lang w:val="es-419" w:eastAsia="es-CO"/>
+        </w:rPr>
+        <w:t>Aplicación: recorrer el proceso con el equipo y marcar en el diagrama cada actividad que no agrega valor al producto final.</w:t>
       </w:r>
     </w:p>
     <w:p>
@@ -8434,7 +8458,26 @@
         <w:rPr>
           <w:lang w:val="es-419" w:eastAsia="es-CO"/>
         </w:rPr>
-        <w:t>: filosofía de mejora continua que atribuye las mejores ideas a quien opera el proceso a diario y no a un asesor externo. Avanza en ciclos cortos de planear, hacer, verificar y actuar, repetidos de manera sostenida. Aplicación: fijar una reunión mensual breve en la que el equipo proponga un cambio pequeño, lo pruebe y verifique su resultado con una cifra.</w:t>
+        <w:t>: filosofía de mejora continua que atribuye las mejores ideas a quien opera el proceso a diario y no a un asesor externo. Avanza en ciclos cortos de planear, hacer, verificar y actuar, repetidos de manera sostenida</w:t>
+      </w:r>
+      <w:r>
+        <w:rPr>
+          <w:lang w:val="es-419" w:eastAsia="es-CO"/>
+        </w:rPr>
+        <w:t>.</w:t>
+      </w:r>
+    </w:p>
+    <w:p>
+      <w:pPr>
+        <w:rPr>
+          <w:lang w:val="es-419" w:eastAsia="es-CO"/>
+        </w:rPr>
+      </w:pPr>
+      <w:r>
+        <w:rPr>
+          <w:lang w:val="es-419" w:eastAsia="es-CO"/>
+        </w:rPr>
+        <w:t>Aplicación: fijar una reunión mensual breve en la que el equipo proponga un cambio pequeño, lo pruebe y verifique su resultado con una cifra.</w:t>
       </w:r>
     </w:p>
     <w:p>
@@ -8459,7 +8502,20 @@
         <w:rPr>
           <w:lang w:val="es-419" w:eastAsia="es-CO"/>
         </w:rPr>
-        <w:t>: secuencia de cinco fases que ordena el puesto de trabajo y sostiene ese orden en el tiempo. Suele ser el punto de partida porque produce resultados comprobables en pocos días y prepara el terreno para intervenciones mayores. Aplicación: destinar una o dos jornadas completas del equipo antes de emprender cualquier cambio en la maquinaria.</w:t>
+        <w:t xml:space="preserve">: secuencia de cinco fases que ordena el puesto de trabajo y sostiene ese orden en el tiempo. Suele ser el punto de partida porque produce resultados comprobables en pocos días y prepara el terreno para intervenciones mayores. </w:t>
+      </w:r>
+    </w:p>
+    <w:p>
+      <w:pPr>
+        <w:rPr>
+          <w:lang w:val="es-419" w:eastAsia="es-CO"/>
+        </w:rPr>
+      </w:pPr>
+      <w:r>
+        <w:rPr>
+          <w:lang w:val="es-419" w:eastAsia="es-CO"/>
+        </w:rPr>
+        <w:t>Aplicación: destinar una o dos jornadas completas del equipo antes de emprender cualquier cambio en la maquinaria.</w:t>
       </w:r>
     </w:p>
     <w:p>
@@ -8498,6 +8554,7 @@
         <w:rPr>
           <w:lang w:val="es-419" w:eastAsia="es-CO"/>
         </w:rPr>
+        <w:lastRenderedPageBreak/>
         <w:t>La secuencia se desarrolla en el siguiente orden:</w:t>
       </w:r>
     </w:p>
@@ -8542,7 +8599,6 @@
           <w:b/>
           <w:lang w:val="es-419" w:eastAsia="es-CO"/>
         </w:rPr>
-        <w:lastRenderedPageBreak/>
         <w:t>Ordenar</w:t>
       </w:r>
       <w:r>
@@ -8706,7 +8762,6 @@
         <w:rPr>
           <w:lang w:val="es-419"/>
         </w:rPr>
-        <w:lastRenderedPageBreak/>
         <w:t xml:space="preserve">Ciclo de mejora </w:t>
       </w:r>
       <w:proofErr w:type="spellStart"/>
@@ -8970,6 +9025,7 @@
           <w:b/>
           <w:lang w:val="es-419" w:eastAsia="es-CO"/>
         </w:rPr>
+        <w:lastRenderedPageBreak/>
         <w:t>Actuar</w:t>
       </w:r>
       <w:r>
@@ -8989,14 +9045,7 @@
         <w:rPr>
           <w:lang w:val="es-419" w:eastAsia="es-CO"/>
         </w:rPr>
-        <w:t xml:space="preserve">El ciclo convierte la mejora en un procedimiento repetible. Cada vuelta deja una cifra comparable y una decisión documentada, de modo que al cabo de un año la </w:t>
-      </w:r>
-      <w:r>
-        <w:rPr>
-          <w:lang w:val="es-419" w:eastAsia="es-CO"/>
-        </w:rPr>
-        <w:lastRenderedPageBreak/>
-        <w:t>empresa dispone de un historial que sustenta ante cualquier financiador la capacidad de gestión de su equipo.</w:t>
+        <w:t>El ciclo convierte la mejora en un procedimiento repetible. Cada vuelta deja una cifra comparable y una decisión documentada, de modo que al cabo de un año la empresa dispone de un historial que sustenta ante cualquier financiador la capacidad de gestión de su equipo.</w:t>
       </w:r>
     </w:p>
     <w:p>
@@ -9145,6 +9194,7 @@
                 <w:b/>
                 <w:bCs/>
               </w:rPr>
+              <w:lastRenderedPageBreak/>
               <w:t>Mujer</w:t>
             </w:r>
             <w:r>
@@ -9171,7 +9221,6 @@
                 <w:b/>
                 <w:bCs/>
               </w:rPr>
-              <w:lastRenderedPageBreak/>
               <w:t>Hombre</w:t>
             </w:r>
             <w:r>
@@ -9370,6 +9419,7 @@
                 <w:b/>
                 <w:bCs/>
               </w:rPr>
+              <w:lastRenderedPageBreak/>
               <w:t>Hombre</w:t>
             </w:r>
             <w:r>
@@ -9396,7 +9446,6 @@
                 <w:b/>
                 <w:bCs/>
               </w:rPr>
-              <w:lastRenderedPageBreak/>
               <w:t>Mujer</w:t>
             </w:r>
             <w:r>
@@ -9525,7 +9574,14 @@
           <w:lang w:val="es-419" w:eastAsia="es-CO"/>
         </w:rPr>
         <w:lastRenderedPageBreak/>
-        <w:t>Finalmente, la mejora continua no reemplaza la inversión, sino que la ordena: permite saber qué comprar y qué no. Su efecto solo se confirma cuando la empresa mide el proceso antes y después de intervenirlo. De esa medición se ocupan los indicadores de desempeño que se presentan a continuación.</w:t>
+        <w:t xml:space="preserve">Finalmente, la mejora continua no reemplaza la inversión, sino que la ordena: permite saber qué comprar y qué no. Su efecto solo se confirma cuando la empresa </w:t>
+      </w:r>
+      <w:r>
+        <w:rPr>
+          <w:lang w:val="es-419" w:eastAsia="es-CO"/>
+        </w:rPr>
+        <w:lastRenderedPageBreak/>
+        <w:t>mide el proceso antes y después de intervenirlo. De esa medición se ocupan los indicadores de desempeño que se presentan a continuación.</w:t>
       </w:r>
     </w:p>
     <w:p>
@@ -9539,12 +9595,11 @@
       <w:pPr>
         <w:pStyle w:val="Ttulo2"/>
       </w:pPr>
-      <w:bookmarkStart w:id="17" w:name="_Toc240032483"/>
-      <w:r>
-        <w:lastRenderedPageBreak/>
+      <w:bookmarkStart w:id="16" w:name="_Toc240032483"/>
+      <w:r>
         <w:t>Indicadores de desempeño del proceso</w:t>
       </w:r>
-      <w:bookmarkEnd w:id="17"/>
+      <w:bookmarkEnd w:id="16"/>
     </w:p>
     <w:p>
       <w:pPr>
@@ -9640,6 +9695,7 @@
               </w:rPr>
             </w:pPr>
             <w:r>
+              <w:lastRenderedPageBreak/>
               <w:t>Indicador</w:t>
             </w:r>
           </w:p>
@@ -9743,7 +9799,6 @@
               </w:rPr>
             </w:pPr>
             <w:r>
-              <w:lastRenderedPageBreak/>
               <w:t>Eficiencia del proceso</w:t>
             </w:r>
           </w:p>
@@ -9980,6 +10035,7 @@
           <w:b/>
           <w:lang w:val="es-419" w:eastAsia="es-CO"/>
         </w:rPr>
+        <w:lastRenderedPageBreak/>
         <w:t>Pertinente</w:t>
       </w:r>
       <w:r>
@@ -10030,7 +10086,6 @@
           <w:b/>
           <w:lang w:val="es-419" w:eastAsia="es-CO"/>
         </w:rPr>
-        <w:lastRenderedPageBreak/>
         <w:t>Comparable</w:t>
       </w:r>
       <w:r>
@@ -10110,12 +10165,12 @@
       <w:pPr>
         <w:pStyle w:val="Ttulo1"/>
       </w:pPr>
-      <w:bookmarkStart w:id="18" w:name="_Toc240032484"/>
+      <w:bookmarkStart w:id="17" w:name="_Toc240032484"/>
       <w:r>
         <w:lastRenderedPageBreak/>
         <w:t>Propuesta de innovación</w:t>
       </w:r>
-      <w:bookmarkEnd w:id="18"/>
+      <w:bookmarkEnd w:id="17"/>
     </w:p>
     <w:p>
       <w:pPr>
@@ -10332,11 +10387,11 @@
       <w:pPr>
         <w:pStyle w:val="Ttulo2"/>
       </w:pPr>
-      <w:bookmarkStart w:id="19" w:name="_Toc240032485"/>
+      <w:bookmarkStart w:id="18" w:name="_Toc240032485"/>
       <w:r>
         <w:t>Estructura de la propuesta de innovación</w:t>
       </w:r>
-      <w:bookmarkEnd w:id="19"/>
+      <w:bookmarkEnd w:id="18"/>
     </w:p>
     <w:p>
       <w:pPr>
@@ -11411,11 +11466,11 @@
       <w:pPr>
         <w:pStyle w:val="Ttulo2"/>
       </w:pPr>
-      <w:bookmarkStart w:id="20" w:name="_Toc240032486"/>
+      <w:bookmarkStart w:id="19" w:name="_Toc240032486"/>
       <w:r>
         <w:t>Lienzo del modelo de negocio</w:t>
       </w:r>
-      <w:bookmarkEnd w:id="20"/>
+      <w:bookmarkEnd w:id="19"/>
     </w:p>
     <w:p>
       <w:pPr>
@@ -11956,11 +12011,11 @@
       <w:pPr>
         <w:pStyle w:val="Ttulo2"/>
       </w:pPr>
-      <w:bookmarkStart w:id="21" w:name="_Toc240032487"/>
+      <w:bookmarkStart w:id="20" w:name="_Toc240032487"/>
       <w:r>
         <w:t>Propuesta de valor diferenciada</w:t>
       </w:r>
-      <w:bookmarkEnd w:id="21"/>
+      <w:bookmarkEnd w:id="20"/>
     </w:p>
     <w:p>
       <w:pPr>
@@ -12290,11 +12345,11 @@
       <w:r>
         <w:t xml:space="preserve"> </w:t>
       </w:r>
-      <w:bookmarkStart w:id="22" w:name="_Toc240032488"/>
+      <w:bookmarkStart w:id="21" w:name="_Toc240032488"/>
       <w:r>
         <w:t>Instrumentos de apoyo y financiación</w:t>
       </w:r>
-      <w:bookmarkEnd w:id="22"/>
+      <w:bookmarkEnd w:id="21"/>
     </w:p>
     <w:p>
       <w:pPr>
@@ -12377,7 +12432,31 @@
         <w:rPr>
           <w:lang w:val="es-419" w:eastAsia="es-CO"/>
         </w:rPr>
-        <w:t>a matrícula ante la cámara de comercio, renovada cada año antes del 31 de marzo.</w:t>
+        <w:t xml:space="preserve">a matrícula ante la </w:t>
+      </w:r>
+      <w:r>
+        <w:rPr>
+          <w:lang w:val="es-419" w:eastAsia="es-CO"/>
+        </w:rPr>
+        <w:t>C</w:t>
+      </w:r>
+      <w:r>
+        <w:rPr>
+          <w:lang w:val="es-419" w:eastAsia="es-CO"/>
+        </w:rPr>
+        <w:t xml:space="preserve">ámara de </w:t>
+      </w:r>
+      <w:r>
+        <w:rPr>
+          <w:lang w:val="es-419" w:eastAsia="es-CO"/>
+        </w:rPr>
+        <w:t>C</w:t>
+      </w:r>
+      <w:r>
+        <w:rPr>
+          <w:lang w:val="es-419" w:eastAsia="es-CO"/>
+        </w:rPr>
+        <w:t>omercio, renovada cada año antes del 31 de marzo.</w:t>
       </w:r>
     </w:p>
     <w:p>
@@ -13020,11 +13099,11 @@
       <w:pPr>
         <w:pStyle w:val="Ttulo2"/>
       </w:pPr>
-      <w:bookmarkStart w:id="23" w:name="_Toc240032489"/>
+      <w:bookmarkStart w:id="22" w:name="_Toc240032489"/>
       <w:r>
         <w:t>Presentación del proyecto ante audiencias</w:t>
       </w:r>
-      <w:bookmarkEnd w:id="23"/>
+      <w:bookmarkEnd w:id="22"/>
     </w:p>
     <w:p>
       <w:pPr>
@@ -13578,68 +13657,68 @@
       <w:pPr>
         <w:pStyle w:val="Ttulo1"/>
       </w:pPr>
-      <w:bookmarkStart w:id="24" w:name="_Toc240032490"/>
+      <w:bookmarkStart w:id="23" w:name="_Toc240032490"/>
       <w:r>
         <w:lastRenderedPageBreak/>
         <w:t>Casos de formulación en Colombia</w:t>
       </w:r>
+      <w:bookmarkEnd w:id="23"/>
+    </w:p>
+    <w:p>
+      <w:pPr>
+        <w:rPr>
+          <w:lang w:val="es-419" w:eastAsia="es-CO"/>
+        </w:rPr>
+      </w:pPr>
+      <w:r>
+        <w:rPr>
+          <w:lang w:val="es-419" w:eastAsia="es-CO"/>
+        </w:rPr>
+        <w:t>Los cuatro casos que se presentan a continuación ejemplifican situaciones del contexto colombiano en las que una empresa reconoce un problema en su proceso, compara alternativas y formula una propuesta de innovación. Cada uno corresponde a un ámbito distinto, de proceso, digital, de modelo de negocio y tecnológico, para mostrar que la misma secuencia metodológica se aplica en escenarios muy diferentes.</w:t>
+      </w:r>
+    </w:p>
+    <w:p>
+      <w:pPr>
+        <w:rPr>
+          <w:lang w:val="es-419" w:eastAsia="es-CO"/>
+        </w:rPr>
+      </w:pPr>
+      <w:r>
+        <w:rPr>
+          <w:lang w:val="es-419" w:eastAsia="es-CO"/>
+        </w:rPr>
+        <w:t>Ninguno corresponde a una empresa existente. Reúnen condiciones frecuentes en el tejido productivo del país con el fin de facilitar el análisis. Conviene examinarlos siguiendo la secuencia estudiada y verificando, en cada paso, que la solución elegida guarde proporción con el problema identificado y con los recursos disponibles.</w:t>
+      </w:r>
+    </w:p>
+    <w:p>
+      <w:pPr>
+        <w:rPr>
+          <w:lang w:val="es-419" w:eastAsia="es-CO"/>
+        </w:rPr>
+      </w:pPr>
+      <w:r>
+        <w:rPr>
+          <w:lang w:val="es-419" w:eastAsia="es-CO"/>
+        </w:rPr>
+        <w:t>Cada caso conserva la misma estructura de exposición: la descripción de la organización y de su operación, el diagnóstico que identifica la dificultad, la alternativa seleccionada y el resultado que se espera obtener. Recorrerlos en ese orden permite comparar decisiones tomadas en circunstancias distintas sin volver a situarse en cada caso.</w:t>
+      </w:r>
+    </w:p>
+    <w:p>
+      <w:pPr>
+        <w:rPr>
+          <w:lang w:val="es-419" w:eastAsia="es-CO"/>
+        </w:rPr>
+      </w:pPr>
+    </w:p>
+    <w:p>
+      <w:pPr>
+        <w:pStyle w:val="Ttulo2"/>
+      </w:pPr>
+      <w:bookmarkStart w:id="24" w:name="_Toc240032491"/>
+      <w:r>
+        <w:t>Innovación de proceso en Moniquirá</w:t>
+      </w:r>
       <w:bookmarkEnd w:id="24"/>
-    </w:p>
-    <w:p>
-      <w:pPr>
-        <w:rPr>
-          <w:lang w:val="es-419" w:eastAsia="es-CO"/>
-        </w:rPr>
-      </w:pPr>
-      <w:r>
-        <w:rPr>
-          <w:lang w:val="es-419" w:eastAsia="es-CO"/>
-        </w:rPr>
-        <w:t>Los cuatro casos que se presentan a continuación ejemplifican situaciones del contexto colombiano en las que una empresa reconoce un problema en su proceso, compara alternativas y formula una propuesta de innovación. Cada uno corresponde a un ámbito distinto, de proceso, digital, de modelo de negocio y tecnológico, para mostrar que la misma secuencia metodológica se aplica en escenarios muy diferentes.</w:t>
-      </w:r>
-    </w:p>
-    <w:p>
-      <w:pPr>
-        <w:rPr>
-          <w:lang w:val="es-419" w:eastAsia="es-CO"/>
-        </w:rPr>
-      </w:pPr>
-      <w:r>
-        <w:rPr>
-          <w:lang w:val="es-419" w:eastAsia="es-CO"/>
-        </w:rPr>
-        <w:t>Ninguno corresponde a una empresa existente. Reúnen condiciones frecuentes en el tejido productivo del país con el fin de facilitar el análisis. Conviene examinarlos siguiendo la secuencia estudiada y verificando, en cada paso, que la solución elegida guarde proporción con el problema identificado y con los recursos disponibles.</w:t>
-      </w:r>
-    </w:p>
-    <w:p>
-      <w:pPr>
-        <w:rPr>
-          <w:lang w:val="es-419" w:eastAsia="es-CO"/>
-        </w:rPr>
-      </w:pPr>
-      <w:r>
-        <w:rPr>
-          <w:lang w:val="es-419" w:eastAsia="es-CO"/>
-        </w:rPr>
-        <w:t>Cada caso conserva la misma estructura de exposición: la descripción de la organización y de su operación, el diagnóstico que identifica la dificultad, la alternativa seleccionada y el resultado que se espera obtener. Recorrerlos en ese orden permite comparar decisiones tomadas en circunstancias distintas sin volver a situarse en cada caso.</w:t>
-      </w:r>
-    </w:p>
-    <w:p>
-      <w:pPr>
-        <w:rPr>
-          <w:lang w:val="es-419" w:eastAsia="es-CO"/>
-        </w:rPr>
-      </w:pPr>
-    </w:p>
-    <w:p>
-      <w:pPr>
-        <w:pStyle w:val="Ttulo2"/>
-      </w:pPr>
-      <w:bookmarkStart w:id="25" w:name="_Toc240032491"/>
-      <w:r>
-        <w:t>Innovación de proceso en Moniquirá</w:t>
-      </w:r>
-      <w:bookmarkEnd w:id="25"/>
     </w:p>
     <w:p>
       <w:pPr>
@@ -13927,12 +14006,12 @@
       <w:pPr>
         <w:pStyle w:val="Ttulo2"/>
       </w:pPr>
-      <w:bookmarkStart w:id="26" w:name="_Toc240032492"/>
+      <w:bookmarkStart w:id="25" w:name="_Toc240032492"/>
       <w:r>
         <w:lastRenderedPageBreak/>
         <w:t>Mejoramiento digital en Neiva</w:t>
       </w:r>
-      <w:bookmarkEnd w:id="26"/>
+      <w:bookmarkEnd w:id="25"/>
     </w:p>
     <w:p>
       <w:pPr>
@@ -14059,7 +14138,19 @@
         <w:rPr>
           <w:lang w:val="es-419" w:eastAsia="es-CO"/>
         </w:rPr>
-        <w:t>: una herramienta que recibe asigna y documenta cada orden con su historial.</w:t>
+        <w:t>: una herramienta que recibe</w:t>
+      </w:r>
+      <w:r>
+        <w:rPr>
+          <w:lang w:val="es-419" w:eastAsia="es-CO"/>
+        </w:rPr>
+        <w:t>,</w:t>
+      </w:r>
+      <w:r>
+        <w:rPr>
+          <w:lang w:val="es-419" w:eastAsia="es-CO"/>
+        </w:rPr>
+        <w:t xml:space="preserve"> asigna y documenta cada orden con su historial.</w:t>
       </w:r>
     </w:p>
     <w:p>
@@ -14110,7 +14201,19 @@
         <w:rPr>
           <w:lang w:val="es-419" w:eastAsia="es-CO"/>
         </w:rPr>
-        <w:t>En el caso que sigue el problema no aparece dentro de la operación, sino en el camino que recorre el producto hasta el comprador final. Una asociación puede fabricar con excelencia y aun así recibir una fracción del valor que su trabajo genera, lo que desplaza la innovación desde el proceso hacia el modelo de negocio y obliga a intervenir el canal, el precio y la organización interna a la vez.</w:t>
+        <w:t>En el caso que sigue</w:t>
+      </w:r>
+      <w:r>
+        <w:rPr>
+          <w:lang w:val="es-419" w:eastAsia="es-CO"/>
+        </w:rPr>
+        <w:t>,</w:t>
+      </w:r>
+      <w:r>
+        <w:rPr>
+          <w:lang w:val="es-419" w:eastAsia="es-CO"/>
+        </w:rPr>
+        <w:t xml:space="preserve"> el problema no aparece dentro de la operación, sino en el camino que recorre el producto hasta el comprador final. Una asociación puede fabricar con excelencia y aun así recibir una fracción del valor que su trabajo genera, lo que desplaza la innovación desde el proceso hacia el modelo de negocio y obliga a intervenir el canal, el precio y la organización interna a la vez.</w:t>
       </w:r>
     </w:p>
     <w:p>
@@ -14124,11 +14227,11 @@
       <w:pPr>
         <w:pStyle w:val="Ttulo2"/>
       </w:pPr>
-      <w:bookmarkStart w:id="27" w:name="_Toc240032493"/>
+      <w:bookmarkStart w:id="26" w:name="_Toc240032493"/>
       <w:r>
         <w:t>Innovación social en Guapi</w:t>
       </w:r>
-      <w:bookmarkEnd w:id="27"/>
+      <w:bookmarkEnd w:id="26"/>
     </w:p>
     <w:p>
       <w:pPr>
@@ -14334,11 +14437,11 @@
       <w:pPr>
         <w:pStyle w:val="Ttulo2"/>
       </w:pPr>
-      <w:bookmarkStart w:id="28" w:name="_Toc240032494"/>
+      <w:bookmarkStart w:id="27" w:name="_Toc240032494"/>
       <w:r>
         <w:t>Innovación tecnológica en Manizales</w:t>
       </w:r>
-      <w:bookmarkEnd w:id="28"/>
+      <w:bookmarkEnd w:id="27"/>
     </w:p>
     <w:p>
       <w:pPr>
@@ -14573,12 +14676,12 @@
           <w:u w:val="single"/>
         </w:rPr>
       </w:pPr>
-      <w:bookmarkStart w:id="29" w:name="_Toc240032495"/>
+      <w:bookmarkStart w:id="28" w:name="_Toc240032495"/>
       <w:r>
         <w:lastRenderedPageBreak/>
         <w:t>Síntesis</w:t>
       </w:r>
-      <w:bookmarkEnd w:id="29"/>
+      <w:bookmarkEnd w:id="28"/>
       <w:r>
         <w:t xml:space="preserve"> </w:t>
       </w:r>
@@ -14742,12 +14845,12 @@
       <w:pPr>
         <w:pStyle w:val="Titulosgenerales"/>
       </w:pPr>
-      <w:bookmarkStart w:id="30" w:name="_Toc240032496"/>
+      <w:bookmarkStart w:id="29" w:name="_Toc240032496"/>
       <w:r>
         <w:lastRenderedPageBreak/>
         <w:t>Glosario</w:t>
       </w:r>
-      <w:bookmarkEnd w:id="30"/>
+      <w:bookmarkEnd w:id="29"/>
     </w:p>
     <w:p>
       <w:pPr>
@@ -14786,7 +14889,21 @@
         <w:rPr>
           <w:bCs/>
         </w:rPr>
-        <w:t>: innovación que crea un mercado nuevo o transforma uno existente, al entrar por segmentos poco atendidos con una oferta más simple o económica termina desplazando a los competidores establecidos.</w:t>
+        <w:t>: innovación que crea un mercado nuevo o transforma uno existente, al entrar por segmentos poco atendidos con una oferta más simple o económica</w:t>
+      </w:r>
+      <w:r>
+        <w:rPr>
+          <w:bCs/>
+        </w:rPr>
+        <w:t>,</w:t>
+      </w:r>
+      <w:bookmarkStart w:id="30" w:name="_GoBack"/>
+      <w:bookmarkEnd w:id="30"/>
+      <w:r>
+        <w:rPr>
+          <w:bCs/>
+        </w:rPr>
+        <w:t xml:space="preserve"> termina desplazando a los competidores establecidos.</w:t>
       </w:r>
     </w:p>
     <w:p>
@@ -22986,15 +23103,6 @@
 </file>
 
 <file path=customXml/item2.xml><?xml version="1.0" encoding="utf-8"?>
-<?mso-contentType ?>
-<FormTemplates xmlns="http://schemas.microsoft.com/sharepoint/v3/contenttype/forms">
-  <Display>DocumentLibraryForm</Display>
-  <Edit>DocumentLibraryForm</Edit>
-  <New>DocumentLibraryForm</New>
-</FormTemplates>
-</file>
-
-<file path=customXml/item3.xml><?xml version="1.0" encoding="utf-8"?>
 <ct:contentTypeSchema xmlns:ct="http://schemas.microsoft.com/office/2006/metadata/contentType" xmlns:ma="http://schemas.microsoft.com/office/2006/metadata/properties/metaAttributes" ct:_="" ma:_="" ma:contentTypeName="Documento" ma:contentTypeID="0x0101006A81D6BD42E8DF4C91013959704817E1" ma:contentTypeVersion="15" ma:contentTypeDescription="Crear nuevo documento." ma:contentTypeScope="" ma:versionID="bf4f72ffd194f0963ff564daca6869f7">
   <xsd:schema xmlns:xsd="http://www.w3.org/2001/XMLSchema" xmlns:xs="http://www.w3.org/2001/XMLSchema" xmlns:p="http://schemas.microsoft.com/office/2006/metadata/properties" xmlns:ns2="13c90a0b-73bc-4dc0-be5f-28d77b615beb" xmlns:ns3="13c93bba-48ce-428c-bfe5-88b42c19b028" targetNamespace="http://schemas.microsoft.com/office/2006/metadata/properties" ma:root="true" ma:fieldsID="8718d6f4873a5b1392a45044efa78385" ns2:_="" ns3:_="">
     <xsd:import namespace="13c90a0b-73bc-4dc0-be5f-28d77b615beb"/>
@@ -23229,6 +23337,15 @@
 </ct:contentTypeSchema>
 </file>
 
+<file path=customXml/item3.xml><?xml version="1.0" encoding="utf-8"?>
+<?mso-contentType ?>
+<FormTemplates xmlns="http://schemas.microsoft.com/sharepoint/v3/contenttype/forms">
+  <Display>DocumentLibraryForm</Display>
+  <Edit>DocumentLibraryForm</Edit>
+  <New>DocumentLibraryForm</New>
+</FormTemplates>
+</file>
+
 <file path=customXml/item4.xml><?xml version="1.0" encoding="utf-8"?>
 <b:Sources xmlns:b="http://schemas.openxmlformats.org/officeDocument/2006/bibliography" xmlns="http://schemas.openxmlformats.org/officeDocument/2006/bibliography" SelectedStyle="\APASixthEditionOfficeOnline.xsl" StyleName="APA" Version="6"/>
 </file>
@@ -23245,14 +23362,6 @@
 </file>
 
 <file path=customXml/itemProps2.xml><?xml version="1.0" encoding="utf-8"?>
-<ds:datastoreItem xmlns:ds="http://schemas.openxmlformats.org/officeDocument/2006/customXml" ds:itemID="{10663269-2064-4804-8290-36D4A57F5557}">
-  <ds:schemaRefs>
-    <ds:schemaRef ds:uri="http://schemas.microsoft.com/sharepoint/v3/contenttype/forms"/>
-  </ds:schemaRefs>
-</ds:datastoreItem>
-</file>
-
-<file path=customXml/itemProps3.xml><?xml version="1.0" encoding="utf-8"?>
 <ds:datastoreItem xmlns:ds="http://schemas.openxmlformats.org/officeDocument/2006/customXml" ds:itemID="{59065960-E0CA-4804-83B5-320CBCDCC160}">
   <ds:schemaRefs>
     <ds:schemaRef ds:uri="http://schemas.microsoft.com/office/2006/metadata/contentType"/>
@@ -23271,8 +23380,16 @@
 </ds:datastoreItem>
 </file>
 
+<file path=customXml/itemProps3.xml><?xml version="1.0" encoding="utf-8"?>
+<ds:datastoreItem xmlns:ds="http://schemas.openxmlformats.org/officeDocument/2006/customXml" ds:itemID="{10663269-2064-4804-8290-36D4A57F5557}">
+  <ds:schemaRefs>
+    <ds:schemaRef ds:uri="http://schemas.microsoft.com/sharepoint/v3/contenttype/forms"/>
+  </ds:schemaRefs>
+</ds:datastoreItem>
+</file>
+
 <file path=customXml/itemProps4.xml><?xml version="1.0" encoding="utf-8"?>
-<ds:datastoreItem xmlns:ds="http://schemas.openxmlformats.org/officeDocument/2006/customXml" ds:itemID="{168B5E01-26BD-4CC4-BEC2-9488DF22D501}">
+<ds:datastoreItem xmlns:ds="http://schemas.openxmlformats.org/officeDocument/2006/customXml" ds:itemID="{39B65A2C-1874-40D0-902B-44A6D3EB31E5}">
   <ds:schemaRefs>
     <ds:schemaRef ds:uri="http://schemas.openxmlformats.org/officeDocument/2006/bibliography"/>
   </ds:schemaRefs>

--- a/fuentes/01230000_CF02_CFA.docx
+++ b/fuentes/01230000_CF02_CFA.docx
@@ -1,6 +1,6 @@
 
 <file path=word/document.xml><?xml version="1.0" encoding="utf-8"?>
-<w:document xmlns:wpc="http://schemas.microsoft.com/office/word/2010/wordprocessingCanvas" xmlns:cx="http://schemas.microsoft.com/office/drawing/2014/chartex" xmlns:cx1="http://schemas.microsoft.com/office/drawing/2015/9/8/chartex" xmlns:cx2="http://schemas.microsoft.com/office/drawing/2015/10/21/chartex" xmlns:cx3="http://schemas.microsoft.com/office/drawing/2016/5/9/chartex" xmlns:cx4="http://schemas.microsoft.com/office/drawing/2016/5/10/chartex" xmlns:cx5="http://schemas.microsoft.com/office/drawing/2016/5/11/chartex" xmlns:cx6="http://schemas.microsoft.com/office/drawing/2016/5/12/chartex" xmlns:cx7="http://schemas.microsoft.com/office/drawing/2016/5/13/chartex" xmlns:cx8="http://schemas.microsoft.com/office/drawing/2016/5/14/chartex" xmlns:mc="http://schemas.openxmlformats.org/markup-compatibility/2006" xmlns:aink="http://schemas.microsoft.com/office/drawing/2016/ink" xmlns:am3d="http://schemas.microsoft.com/office/drawing/2017/model3d" xmlns:o="urn:schemas-microsoft-com:office:office" xmlns:r="http://schemas.openxmlformats.org/officeDocument/2006/relationships" xmlns:m="http://schemas.openxmlformats.org/officeDocument/2006/math" xmlns:v="urn:schemas-microsoft-com:vml" xmlns:wp14="http://schemas.microsoft.com/office/word/2010/wordprocessingDrawing" xmlns:wp="http://schemas.openxmlformats.org/drawingml/2006/wordprocessingDrawing" xmlns:w10="urn:schemas-microsoft-com:office:word" xmlns:w="http://schemas.openxmlformats.org/wordprocessingml/2006/main" xmlns:w14="http://schemas.microsoft.com/office/word/2010/wordml" xmlns:w15="http://schemas.microsoft.com/office/word/2012/wordml" xmlns:w16cid="http://schemas.microsoft.com/office/word/2016/wordml/cid" xmlns:w16se="http://schemas.microsoft.com/office/word/2015/wordml/symex" xmlns:wpg="http://schemas.microsoft.com/office/word/2010/wordprocessingGroup" xmlns:wpi="http://schemas.microsoft.com/office/word/2010/wordprocessingInk" xmlns:wne="http://schemas.microsoft.com/office/word/2006/wordml" xmlns:wps="http://schemas.microsoft.com/office/word/2010/wordprocessingShape" mc:Ignorable="w14 w15 w16se w16cid wp14">
+<w:document xmlns:wpc="http://schemas.microsoft.com/office/word/2010/wordprocessingCanvas" xmlns:cx="http://schemas.microsoft.com/office/drawing/2014/chartex" xmlns:cx1="http://schemas.microsoft.com/office/drawing/2015/9/8/chartex" xmlns:cx2="http://schemas.microsoft.com/office/drawing/2015/10/21/chartex" xmlns:cx3="http://schemas.microsoft.com/office/drawing/2016/5/9/chartex" xmlns:cx4="http://schemas.microsoft.com/office/drawing/2016/5/10/chartex" xmlns:cx5="http://schemas.microsoft.com/office/drawing/2016/5/11/chartex" xmlns:cx6="http://schemas.microsoft.com/office/drawing/2016/5/12/chartex" xmlns:cx7="http://schemas.microsoft.com/office/drawing/2016/5/13/chartex" xmlns:cx8="http://schemas.microsoft.com/office/drawing/2016/5/14/chartex" xmlns:mc="http://schemas.openxmlformats.org/markup-compatibility/2006" xmlns:aink="http://schemas.microsoft.com/office/drawing/2016/ink" xmlns:am3d="http://schemas.microsoft.com/office/drawing/2017/model3d" xmlns:o="urn:schemas-microsoft-com:office:office" xmlns:r="http://schemas.openxmlformats.org/officeDocument/2006/relationships" xmlns:m="http://schemas.openxmlformats.org/officeDocument/2006/math" xmlns:v="urn:schemas-microsoft-com:vml" xmlns:wp14="http://schemas.microsoft.com/office/word/2010/wordprocessingDrawing" xmlns:wp="http://schemas.openxmlformats.org/drawingml/2006/wordprocessingDrawing" xmlns:w10="urn:schemas-microsoft-com:office:word" xmlns:w="http://schemas.openxmlformats.org/wordprocessingml/2006/main" xmlns:w14="http://schemas.microsoft.com/office/word/2010/wordml" xmlns:w15="http://schemas.microsoft.com/office/word/2012/wordml" xmlns:w16cex="http://schemas.microsoft.com/office/word/2018/wordml/cex" xmlns:w16cid="http://schemas.microsoft.com/office/word/2016/wordml/cid" xmlns:w16="http://schemas.microsoft.com/office/word/2018/wordml" xmlns:w16sdtdh="http://schemas.microsoft.com/office/word/2020/wordml/sdtdatahash" xmlns:w16se="http://schemas.microsoft.com/office/word/2015/wordml/symex" xmlns:wpg="http://schemas.microsoft.com/office/word/2010/wordprocessingGroup" xmlns:wpi="http://schemas.microsoft.com/office/word/2010/wordprocessingInk" xmlns:wne="http://schemas.microsoft.com/office/word/2006/wordml" xmlns:wps="http://schemas.microsoft.com/office/word/2010/wordprocessingShape" mc:Ignorable="w14 w15 w16se w16cid w16 w16cex w16sdtdh wp14">
   <w:body>
     <w:p>
       <w:pPr>
@@ -205,7 +205,7 @@
               </wp:anchor>
             </w:drawing>
           </mc:Choice>
-          <mc:Fallback xmlns:w16sdtdh="http://schemas.microsoft.com/office/word/2020/wordml/sdtdatahash" xmlns:w16="http://schemas.microsoft.com/office/word/2018/wordml" xmlns:w16cex="http://schemas.microsoft.com/office/word/2018/wordml/cex" xmlns:oel="http://schemas.microsoft.com/office/2019/extlst">
+          <mc:Fallback xmlns:oel="http://schemas.microsoft.com/office/2019/extlst">
             <w:pict>
               <v:rect w14:anchorId="4C256C62" id="Rectángulo 3" o:spid="_x0000_s1026" alt="&quot;&quot;" style="position:absolute;margin-left:-55.95pt;margin-top:26.4pt;width:613.85pt;height:164.25pt;z-index:-251655168;visibility:visible;mso-wrap-style:square;mso-height-percent:0;mso-wrap-distance-left:9pt;mso-wrap-distance-top:0;mso-wrap-distance-right:9pt;mso-wrap-distance-bottom:0;mso-position-horizontal:absolute;mso-position-horizontal-relative:text;mso-position-vertical:absolute;mso-position-vertical-relative:text;mso-height-percent:0;mso-height-relative:margin;v-text-anchor:middle" o:gfxdata="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" fillcolor="#00314d" stroked="f" strokeweight="1pt"/>
             </w:pict>
@@ -318,7 +318,7 @@
                 <v:stroke joinstyle="miter"/>
                 <v:path gradientshapeok="t" o:connecttype="rect"/>
               </v:shapetype>
-              <v:shape id="Cuadro de texto 2" o:spid="_x0000_s1026" type="#_x0000_t202" style="position:absolute;left:0;text-align:left;margin-left:-25.2pt;margin-top:21.9pt;width:549pt;height:102.95pt;z-index:251663360;visibility:visible;mso-wrap-style:square;mso-width-percent:0;mso-height-percent:0;mso-wrap-distance-left:9pt;mso-wrap-distance-top:3.6pt;mso-wrap-distance-right:9pt;mso-wrap-distance-bottom:3.6pt;mso-position-horizontal:absolute;mso-position-horizontal-relative:margin;mso-position-vertical:absolute;mso-position-vertical-relative:text;mso-width-percent:0;mso-height-percent:0;mso-width-relative:margin;mso-height-relative:margin;v-text-anchor:top" o:gfxdata="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" filled="f" stroked="f">
+              <v:shape id="Cuadro de texto 2" o:spid="_x0000_s1026" type="#_x0000_t202" alt="&quot;&quot;" style="position:absolute;left:0;text-align:left;margin-left:-25.2pt;margin-top:21.9pt;width:549pt;height:102.95pt;z-index:251663360;visibility:visible;mso-wrap-style:square;mso-width-percent:0;mso-height-percent:0;mso-wrap-distance-left:9pt;mso-wrap-distance-top:3.6pt;mso-wrap-distance-right:9pt;mso-wrap-distance-bottom:3.6pt;mso-position-horizontal:absolute;mso-position-horizontal-relative:margin;mso-position-vertical:absolute;mso-position-vertical-relative:text;mso-width-percent:0;mso-height-percent:0;mso-width-relative:margin;mso-height-relative:margin;v-text-anchor:top" o:gfxdata="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" filled="f" stroked="f">
                 <v:textbox>
                   <w:txbxContent>
                     <w:p>
@@ -526,6 +526,7 @@
           <w:docPartUnique/>
         </w:docPartObj>
       </w:sdtPr>
+      <w:sdtEndPr/>
       <w:sdtContent>
         <w:p>
           <w:pPr>
@@ -9084,21 +9085,7 @@
         <w:rPr>
           <w:lang w:val="es-419" w:eastAsia="es-CO"/>
         </w:rPr>
-        <w:t xml:space="preserve">Con el propósito de fortalecer la comprensión de las herramientas de mejora continua, se presenta el siguiente recurso de audio. En este </w:t>
-      </w:r>
-      <w:proofErr w:type="spellStart"/>
-      <w:r>
-        <w:rPr>
-          <w:lang w:val="es-419" w:eastAsia="es-CO"/>
-        </w:rPr>
-        <w:t>pódcast</w:t>
-      </w:r>
-      <w:proofErr w:type="spellEnd"/>
-      <w:r>
-        <w:rPr>
-          <w:lang w:val="es-419" w:eastAsia="es-CO"/>
-        </w:rPr>
-        <w:t xml:space="preserve"> se explica cómo el lean </w:t>
+        <w:t xml:space="preserve">Con el propósito de fortalecer la comprensión de las herramientas de mejora continua, se presenta el siguiente recurso de audio. En este pódcast se explica cómo el lean </w:t>
       </w:r>
       <w:proofErr w:type="spellStart"/>
       <w:r>
@@ -9157,23 +9144,7 @@
                 <w:b/>
                 <w:bCs/>
               </w:rPr>
-              <w:t xml:space="preserve">Transcripción del </w:t>
-            </w:r>
-            <w:proofErr w:type="spellStart"/>
-            <w:r>
-              <w:rPr>
-                <w:b/>
-                <w:bCs/>
-              </w:rPr>
-              <w:t>pódcast</w:t>
-            </w:r>
-            <w:proofErr w:type="spellEnd"/>
-            <w:r>
-              <w:rPr>
-                <w:b/>
-                <w:bCs/>
-              </w:rPr>
-              <w:t>. Mejora continua: pequeños cambios que sostienen una empresa.</w:t>
+              <w:t>Transcripción del pódcast. Mejora continua: pequeños cambios que sostienen una empresa.</w:t>
             </w:r>
           </w:p>
         </w:tc>
@@ -14897,8 +14868,6 @@
         </w:rPr>
         <w:t>,</w:t>
       </w:r>
-      <w:bookmarkStart w:id="30" w:name="_GoBack"/>
-      <w:bookmarkEnd w:id="30"/>
       <w:r>
         <w:rPr>
           <w:bCs/>
@@ -14952,13 +14921,16 @@
           <w:bCs/>
         </w:rPr>
       </w:pPr>
+      <w:proofErr w:type="spellStart"/>
       <w:r>
         <w:rPr>
           <w:rStyle w:val="Extranjerismo"/>
           <w:b/>
+          <w:lang w:val="es-CO"/>
         </w:rPr>
         <w:t>Kaizen</w:t>
       </w:r>
+      <w:proofErr w:type="spellEnd"/>
       <w:r>
         <w:rPr>
           <w:bCs/>
@@ -14976,9 +14948,20 @@
         <w:rPr>
           <w:rStyle w:val="Extranjerismo"/>
           <w:b/>
-        </w:rPr>
-        <w:t>Lean manufacturing</w:t>
-      </w:r>
+          <w:lang w:val="es-CO"/>
+        </w:rPr>
+        <w:t xml:space="preserve">Lean </w:t>
+      </w:r>
+      <w:proofErr w:type="spellStart"/>
+      <w:r>
+        <w:rPr>
+          <w:rStyle w:val="Extranjerismo"/>
+          <w:b/>
+          <w:lang w:val="es-CO"/>
+        </w:rPr>
+        <w:t>manufacturing</w:t>
+      </w:r>
+      <w:proofErr w:type="spellEnd"/>
       <w:r>
         <w:rPr>
           <w:bCs/>
@@ -15064,7 +15047,19 @@
         <w:rPr>
           <w:bCs/>
         </w:rPr>
-        <w:t>: enunciado que precisa por qué el cliente debe preferir una solución frente a las existentes. Para resultar efectiva debe ser específica, cuantificada, creíble y diferenciada.</w:t>
+        <w:t>: enunciado que precisa por qué el cliente debe preferir una solución frente a las existentes. Para resultar efectiva</w:t>
+      </w:r>
+      <w:r>
+        <w:rPr>
+          <w:bCs/>
+        </w:rPr>
+        <w:t>,</w:t>
+      </w:r>
+      <w:r>
+        <w:rPr>
+          <w:bCs/>
+        </w:rPr>
+        <w:t xml:space="preserve"> debe ser específica, cuantificada, creíble y diferenciada.</w:t>
       </w:r>
     </w:p>
     <w:p>
@@ -15079,12 +15074,12 @@
       <w:pPr>
         <w:pStyle w:val="Titulosgenerales"/>
       </w:pPr>
-      <w:bookmarkStart w:id="31" w:name="_Toc240032497"/>
+      <w:bookmarkStart w:id="30" w:name="_Toc240032497"/>
       <w:r>
         <w:lastRenderedPageBreak/>
         <w:t>Referencias bibliográficas</w:t>
       </w:r>
-      <w:bookmarkEnd w:id="31"/>
+      <w:bookmarkEnd w:id="30"/>
       <w:r>
         <w:t xml:space="preserve"> </w:t>
       </w:r>
@@ -15093,9 +15088,18 @@
       <w:r>
         <w:t xml:space="preserve">Christensen, C. M. (1997). </w:t>
       </w:r>
+      <w:r>
+        <w:rPr>
+          <w:lang w:val="en-US"/>
+        </w:rPr>
+        <w:t xml:space="preserve">The innovator’s dilemma: when new technologies cause great firms to fail. </w:t>
+      </w:r>
+      <w:r>
+        <w:t xml:space="preserve">Harvard Business </w:t>
+      </w:r>
       <w:proofErr w:type="spellStart"/>
       <w:r>
-        <w:t>The</w:t>
+        <w:t>School</w:t>
       </w:r>
       <w:proofErr w:type="spellEnd"/>
       <w:r>
@@ -15103,267 +15107,104 @@
       </w:r>
       <w:proofErr w:type="spellStart"/>
       <w:r>
-        <w:t>innovator’s</w:t>
+        <w:t>Press</w:t>
       </w:r>
       <w:proofErr w:type="spellEnd"/>
       <w:r>
-        <w:t xml:space="preserve"> </w:t>
-      </w:r>
+        <w:t>.</w:t>
+      </w:r>
+    </w:p>
+    <w:p>
+      <w:r>
+        <w:t>Confecámaras. (2023). Dinámica de creación de empresas en Colombia 2023. Confederación Colombiana de Cámaras de Comercio.</w:t>
+      </w:r>
+    </w:p>
+    <w:p>
+      <w:r>
+        <w:t>Congreso de la República de Colombia. (2009). Ley 1286 de 2009, por la cual se modifica la Ley 29 de 1990, se transforma a Colciencias en departamento administrativo y se fortalece el Sistema Nacional de Ciencia, Tecnología e Innovación. Diario Oficial n.º 47.241.</w:t>
+      </w:r>
+    </w:p>
+    <w:p>
+      <w:r>
+        <w:t>Congreso de la República de Colombia. (2019). Ley 1951 de 2019, por la cual se crea el Ministerio de Ciencia, Tecnología e Innovación y se fortalece el Sistema Nacional de Ciencia, Tecnología e Innovación. Diario Oficial n.º 50.846.</w:t>
+      </w:r>
+    </w:p>
+    <w:p>
+      <w:r>
+        <w:t>Departamento Administrativo Nacional de Estadística. (2023). Encuesta de micronegocios (EMICRON). DANE.</w:t>
+      </w:r>
+    </w:p>
+    <w:p>
       <w:proofErr w:type="spellStart"/>
       <w:r>
-        <w:t>dilemma</w:t>
+        <w:t>iNNpulsa</w:t>
       </w:r>
       <w:proofErr w:type="spellEnd"/>
       <w:r>
-        <w:t xml:space="preserve">: </w:t>
+        <w:t xml:space="preserve"> Colombia. (2023). Ecosistemas regionales de emprendimiento: guía de navegación para emprendedores. Ministerio de Comercio, Industria y Turismo.</w:t>
+      </w:r>
+    </w:p>
+    <w:p>
+      <w:pPr>
+        <w:rPr>
+          <w:lang w:val="en-US"/>
+        </w:rPr>
+      </w:pPr>
+      <w:r>
+        <w:t xml:space="preserve">Organización para la Cooperación y el Desarrollo Económicos y Oficina Estadística de la Unión Europea. (2018). Manual de Oslo: guía para la recogida, comunicación y utilización de datos sobre innovación (4.ª ed.). </w:t>
+      </w:r>
+      <w:r>
+        <w:rPr>
+          <w:lang w:val="en-US"/>
+        </w:rPr>
+        <w:t>OCDE.</w:t>
+      </w:r>
+    </w:p>
+    <w:p>
+      <w:r>
+        <w:rPr>
+          <w:lang w:val="en-US"/>
+        </w:rPr>
+        <w:t xml:space="preserve">Osterwalder, A. y Pigneur, Y. (2010). Business model generation: a handbook for visionaries, game changers, and challengers. </w:t>
+      </w:r>
+      <w:r>
+        <w:t xml:space="preserve">John Wiley &amp; </w:t>
       </w:r>
       <w:proofErr w:type="spellStart"/>
       <w:r>
-        <w:t>when</w:t>
+        <w:t>Sons</w:t>
       </w:r>
       <w:proofErr w:type="spellEnd"/>
       <w:r>
-        <w:t xml:space="preserve"> new </w:t>
-      </w:r>
-      <w:proofErr w:type="spellStart"/>
-      <w:r>
-        <w:t>technologies</w:t>
-      </w:r>
-      <w:proofErr w:type="spellEnd"/>
-      <w:r>
-        <w:t xml:space="preserve"> cause </w:t>
-      </w:r>
-      <w:proofErr w:type="spellStart"/>
-      <w:r>
-        <w:t>great</w:t>
-      </w:r>
-      <w:proofErr w:type="spellEnd"/>
-      <w:r>
-        <w:t xml:space="preserve"> </w:t>
-      </w:r>
-      <w:proofErr w:type="spellStart"/>
-      <w:r>
-        <w:t>firms</w:t>
-      </w:r>
-      <w:proofErr w:type="spellEnd"/>
-      <w:r>
-        <w:t xml:space="preserve"> </w:t>
-      </w:r>
-      <w:proofErr w:type="spellStart"/>
-      <w:r>
-        <w:t>to</w:t>
-      </w:r>
-      <w:proofErr w:type="spellEnd"/>
-      <w:r>
-        <w:t xml:space="preserve"> </w:t>
-      </w:r>
-      <w:proofErr w:type="spellStart"/>
-      <w:r>
-        <w:t>fail</w:t>
-      </w:r>
-      <w:proofErr w:type="spellEnd"/>
-      <w:r>
-        <w:t xml:space="preserve">. Harvard Business </w:t>
-      </w:r>
-      <w:proofErr w:type="spellStart"/>
-      <w:r>
-        <w:t>School</w:t>
-      </w:r>
-      <w:proofErr w:type="spellEnd"/>
-      <w:r>
-        <w:t xml:space="preserve"> </w:t>
-      </w:r>
-      <w:proofErr w:type="spellStart"/>
-      <w:r>
-        <w:t>Press</w:t>
-      </w:r>
-      <w:proofErr w:type="spellEnd"/>
-      <w:r>
         <w:t>.</w:t>
       </w:r>
     </w:p>
     <w:p>
-      <w:r>
-        <w:t>Confecámaras. (2023). Dinámica de creación de empresas en Colombia 2023. Confederación Colombiana de Cámaras de Comercio.</w:t>
-      </w:r>
-    </w:p>
-    <w:p>
-      <w:r>
-        <w:t>Congreso de la República de Colombia. (2009). Ley 1286 de 2009, por la cual se modifica la Ley 29 de 1990, se transforma a Colciencias en departamento administrativo y se fortalece el Sistema Nacional de Ciencia, Tecnología e Innovación. Diario Oficial n.º 47.241.</w:t>
-      </w:r>
-    </w:p>
-    <w:p>
-      <w:r>
-        <w:t>Congreso de la República de Colombia. (2019). Ley 1951 de 2019, por la cual se crea el Ministerio de Ciencia, Tecnología e Innovación y se fortalece el Sistema Nacional de Ciencia, Tecnología e Innovación. Diario Oficial n.º 50.846.</w:t>
-      </w:r>
-    </w:p>
-    <w:p>
-      <w:r>
-        <w:t>Departamento Administrativo Nacional de Estadística. (2023). Encuesta de micronegocios (EMICRON). DANE.</w:t>
-      </w:r>
-    </w:p>
-    <w:p>
-      <w:proofErr w:type="spellStart"/>
-      <w:r>
-        <w:t>iNNpulsa</w:t>
-      </w:r>
-      <w:proofErr w:type="spellEnd"/>
-      <w:r>
-        <w:t xml:space="preserve"> Colombia. (2023). Ecosistemas regionales de emprendimiento: guía de navegación para emprendedores. Ministerio de Comercio, Industria y Turismo.</w:t>
-      </w:r>
-    </w:p>
-    <w:p>
-      <w:r>
-        <w:t>Organización para la Cooperación y el Desarrollo Económicos y Oficina Estadística de la Unión Europea. (2018). Manual de Oslo: guía para la recogida, comunicación y utilización de datos sobre innovación (4.ª ed.). OCDE.</w:t>
-      </w:r>
-    </w:p>
-    <w:p>
-      <w:r>
-        <w:t xml:space="preserve">Osterwalder, A. y Pigneur, Y. (2010). Business </w:t>
-      </w:r>
-      <w:proofErr w:type="spellStart"/>
-      <w:r>
-        <w:t>model</w:t>
-      </w:r>
-      <w:proofErr w:type="spellEnd"/>
-      <w:r>
-        <w:t xml:space="preserve"> </w:t>
-      </w:r>
-      <w:proofErr w:type="spellStart"/>
-      <w:r>
-        <w:t>generation</w:t>
-      </w:r>
-      <w:proofErr w:type="spellEnd"/>
-      <w:r>
-        <w:t xml:space="preserve">: a </w:t>
-      </w:r>
-      <w:proofErr w:type="spellStart"/>
-      <w:r>
-        <w:t>handbook</w:t>
-      </w:r>
-      <w:proofErr w:type="spellEnd"/>
-      <w:r>
-        <w:t xml:space="preserve"> </w:t>
-      </w:r>
-      <w:proofErr w:type="spellStart"/>
-      <w:r>
-        <w:t>for</w:t>
-      </w:r>
-      <w:proofErr w:type="spellEnd"/>
-      <w:r>
-        <w:t xml:space="preserve"> </w:t>
-      </w:r>
-      <w:proofErr w:type="spellStart"/>
-      <w:r>
-        <w:t>visionaries</w:t>
-      </w:r>
-      <w:proofErr w:type="spellEnd"/>
-      <w:r>
-        <w:t xml:space="preserve">, </w:t>
-      </w:r>
-      <w:proofErr w:type="spellStart"/>
-      <w:r>
-        <w:t>game</w:t>
-      </w:r>
-      <w:proofErr w:type="spellEnd"/>
-      <w:r>
-        <w:t xml:space="preserve"> </w:t>
-      </w:r>
-      <w:proofErr w:type="spellStart"/>
-      <w:r>
-        <w:t>changers</w:t>
-      </w:r>
-      <w:proofErr w:type="spellEnd"/>
-      <w:r>
-        <w:t xml:space="preserve">, and </w:t>
-      </w:r>
-      <w:proofErr w:type="spellStart"/>
-      <w:r>
-        <w:t>challengers</w:t>
-      </w:r>
-      <w:proofErr w:type="spellEnd"/>
-      <w:r>
-        <w:t xml:space="preserve">. John Wiley &amp; </w:t>
-      </w:r>
-      <w:proofErr w:type="spellStart"/>
-      <w:r>
-        <w:t>Sons</w:t>
-      </w:r>
-      <w:proofErr w:type="spellEnd"/>
-      <w:r>
-        <w:t>.</w:t>
-      </w:r>
-    </w:p>
-    <w:p>
+      <w:pPr>
+        <w:rPr>
+          <w:lang w:val="en-US"/>
+        </w:rPr>
+      </w:pPr>
       <w:r>
         <w:lastRenderedPageBreak/>
-        <w:t>Servicio Nacional de Aprendizaje. (2022). Guía del Fondo Emprender: requisitos, convocatorias y proceso de financiación. SENA.</w:t>
-      </w:r>
-    </w:p>
-    <w:p>
-      <w:proofErr w:type="spellStart"/>
-      <w:r>
-        <w:t>Womack</w:t>
-      </w:r>
-      <w:proofErr w:type="spellEnd"/>
-      <w:r>
-        <w:t xml:space="preserve">, J. P. y Jones, D. T. (2003). Lean </w:t>
-      </w:r>
-      <w:proofErr w:type="spellStart"/>
-      <w:r>
-        <w:t>thinking</w:t>
-      </w:r>
-      <w:proofErr w:type="spellEnd"/>
-      <w:r>
-        <w:t xml:space="preserve">: </w:t>
-      </w:r>
-      <w:proofErr w:type="spellStart"/>
-      <w:r>
-        <w:t>banish</w:t>
-      </w:r>
-      <w:proofErr w:type="spellEnd"/>
-      <w:r>
-        <w:t xml:space="preserve"> </w:t>
-      </w:r>
-      <w:proofErr w:type="spellStart"/>
-      <w:r>
-        <w:t>waste</w:t>
-      </w:r>
-      <w:proofErr w:type="spellEnd"/>
-      <w:r>
-        <w:t xml:space="preserve"> and </w:t>
-      </w:r>
-      <w:proofErr w:type="spellStart"/>
-      <w:r>
-        <w:t>create</w:t>
-      </w:r>
-      <w:proofErr w:type="spellEnd"/>
-      <w:r>
-        <w:t xml:space="preserve"> </w:t>
-      </w:r>
-      <w:proofErr w:type="spellStart"/>
-      <w:r>
-        <w:t>wealth</w:t>
-      </w:r>
-      <w:proofErr w:type="spellEnd"/>
-      <w:r>
-        <w:t xml:space="preserve"> in </w:t>
-      </w:r>
-      <w:proofErr w:type="spellStart"/>
-      <w:r>
-        <w:t>your</w:t>
-      </w:r>
-      <w:proofErr w:type="spellEnd"/>
-      <w:r>
-        <w:t xml:space="preserve"> </w:t>
-      </w:r>
-      <w:proofErr w:type="spellStart"/>
-      <w:r>
-        <w:t>corporation</w:t>
-      </w:r>
-      <w:proofErr w:type="spellEnd"/>
-      <w:r>
-        <w:t xml:space="preserve"> (2.ª ed.). Free </w:t>
+        <w:t xml:space="preserve">Servicio Nacional de Aprendizaje. (2022). Guía del Fondo Emprender: requisitos, convocatorias y proceso de financiación. </w:t>
+      </w:r>
+      <w:r>
+        <w:rPr>
+          <w:lang w:val="en-US"/>
+        </w:rPr>
+        <w:t>SENA.</w:t>
+      </w:r>
+    </w:p>
+    <w:p>
+      <w:r>
+        <w:rPr>
+          <w:lang w:val="en-US"/>
+        </w:rPr>
+        <w:t xml:space="preserve">Womack, J. P. y Jones, D. T. (2003). Lean thinking: banish waste and create wealth in your corporation (2.ª ed.). </w:t>
+      </w:r>
+      <w:r>
+        <w:t xml:space="preserve">Free </w:t>
       </w:r>
       <w:proofErr w:type="spellStart"/>
       <w:r>
@@ -15387,12 +15228,12 @@
       <w:pPr>
         <w:pStyle w:val="Titulosgenerales"/>
       </w:pPr>
-      <w:bookmarkStart w:id="32" w:name="_Toc240032498"/>
+      <w:bookmarkStart w:id="31" w:name="_Toc240032498"/>
       <w:r>
         <w:lastRenderedPageBreak/>
         <w:t>Créditos</w:t>
       </w:r>
-      <w:bookmarkEnd w:id="32"/>
+      <w:bookmarkEnd w:id="31"/>
     </w:p>
     <w:tbl>
       <w:tblPr>
@@ -15999,7 +15840,7 @@
 </file>
 
 <file path=word/endnotes.xml><?xml version="1.0" encoding="utf-8"?>
-<w:endnotes xmlns:wpc="http://schemas.microsoft.com/office/word/2010/wordprocessingCanvas" xmlns:cx="http://schemas.microsoft.com/office/drawing/2014/chartex" xmlns:cx1="http://schemas.microsoft.com/office/drawing/2015/9/8/chartex" xmlns:cx2="http://schemas.microsoft.com/office/drawing/2015/10/21/chartex" xmlns:cx3="http://schemas.microsoft.com/office/drawing/2016/5/9/chartex" xmlns:cx4="http://schemas.microsoft.com/office/drawing/2016/5/10/chartex" xmlns:cx5="http://schemas.microsoft.com/office/drawing/2016/5/11/chartex" xmlns:cx6="http://schemas.microsoft.com/office/drawing/2016/5/12/chartex" xmlns:cx7="http://schemas.microsoft.com/office/drawing/2016/5/13/chartex" xmlns:cx8="http://schemas.microsoft.com/office/drawing/2016/5/14/chartex" xmlns:mc="http://schemas.openxmlformats.org/markup-compatibility/2006" xmlns:aink="http://schemas.microsoft.com/office/drawing/2016/ink" xmlns:am3d="http://schemas.microsoft.com/office/drawing/2017/model3d" xmlns:o="urn:schemas-microsoft-com:office:office" xmlns:r="http://schemas.openxmlformats.org/officeDocument/2006/relationships" xmlns:m="http://schemas.openxmlformats.org/officeDocument/2006/math" xmlns:v="urn:schemas-microsoft-com:vml" xmlns:wp14="http://schemas.microsoft.com/office/word/2010/wordprocessingDrawing" xmlns:wp="http://schemas.openxmlformats.org/drawingml/2006/wordprocessingDrawing" xmlns:w10="urn:schemas-microsoft-com:office:word" xmlns:w="http://schemas.openxmlformats.org/wordprocessingml/2006/main" xmlns:w14="http://schemas.microsoft.com/office/word/2010/wordml" xmlns:w15="http://schemas.microsoft.com/office/word/2012/wordml" xmlns:w16cid="http://schemas.microsoft.com/office/word/2016/wordml/cid" xmlns:w16se="http://schemas.microsoft.com/office/word/2015/wordml/symex" xmlns:wpg="http://schemas.microsoft.com/office/word/2010/wordprocessingGroup" xmlns:wpi="http://schemas.microsoft.com/office/word/2010/wordprocessingInk" xmlns:wne="http://schemas.microsoft.com/office/word/2006/wordml" xmlns:wps="http://schemas.microsoft.com/office/word/2010/wordprocessingShape" mc:Ignorable="w14 w15 w16se w16cid wp14">
+<w:endnotes xmlns:wpc="http://schemas.microsoft.com/office/word/2010/wordprocessingCanvas" xmlns:cx="http://schemas.microsoft.com/office/drawing/2014/chartex" xmlns:cx1="http://schemas.microsoft.com/office/drawing/2015/9/8/chartex" xmlns:cx2="http://schemas.microsoft.com/office/drawing/2015/10/21/chartex" xmlns:cx3="http://schemas.microsoft.com/office/drawing/2016/5/9/chartex" xmlns:cx4="http://schemas.microsoft.com/office/drawing/2016/5/10/chartex" xmlns:cx5="http://schemas.microsoft.com/office/drawing/2016/5/11/chartex" xmlns:cx6="http://schemas.microsoft.com/office/drawing/2016/5/12/chartex" xmlns:cx7="http://schemas.microsoft.com/office/drawing/2016/5/13/chartex" xmlns:cx8="http://schemas.microsoft.com/office/drawing/2016/5/14/chartex" xmlns:mc="http://schemas.openxmlformats.org/markup-compatibility/2006" xmlns:aink="http://schemas.microsoft.com/office/drawing/2016/ink" xmlns:am3d="http://schemas.microsoft.com/office/drawing/2017/model3d" xmlns:o="urn:schemas-microsoft-com:office:office" xmlns:r="http://schemas.openxmlformats.org/officeDocument/2006/relationships" xmlns:m="http://schemas.openxmlformats.org/officeDocument/2006/math" xmlns:v="urn:schemas-microsoft-com:vml" xmlns:wp14="http://schemas.microsoft.com/office/word/2010/wordprocessingDrawing" xmlns:wp="http://schemas.openxmlformats.org/drawingml/2006/wordprocessingDrawing" xmlns:w10="urn:schemas-microsoft-com:office:word" xmlns:w="http://schemas.openxmlformats.org/wordprocessingml/2006/main" xmlns:w14="http://schemas.microsoft.com/office/word/2010/wordml" xmlns:w15="http://schemas.microsoft.com/office/word/2012/wordml" xmlns:w16cex="http://schemas.microsoft.com/office/word/2018/wordml/cex" xmlns:w16cid="http://schemas.microsoft.com/office/word/2016/wordml/cid" xmlns:w16="http://schemas.microsoft.com/office/word/2018/wordml" xmlns:w16sdtdh="http://schemas.microsoft.com/office/word/2020/wordml/sdtdatahash" xmlns:w16se="http://schemas.microsoft.com/office/word/2015/wordml/symex" xmlns:wpg="http://schemas.microsoft.com/office/word/2010/wordprocessingGroup" xmlns:wpi="http://schemas.microsoft.com/office/word/2010/wordprocessingInk" xmlns:wne="http://schemas.microsoft.com/office/word/2006/wordml" xmlns:wps="http://schemas.microsoft.com/office/word/2010/wordprocessingShape" mc:Ignorable="w14 w15 w16se w16cid w16 w16cex w16sdtdh wp14">
   <w:endnote w:type="separator" w:id="-1">
     <w:p>
       <w:pPr>
@@ -16024,7 +15865,7 @@
 </file>
 
 <file path=word/footer1.xml><?xml version="1.0" encoding="utf-8"?>
-<w:ftr xmlns:wpc="http://schemas.microsoft.com/office/word/2010/wordprocessingCanvas" xmlns:cx="http://schemas.microsoft.com/office/drawing/2014/chartex" xmlns:cx1="http://schemas.microsoft.com/office/drawing/2015/9/8/chartex" xmlns:cx2="http://schemas.microsoft.com/office/drawing/2015/10/21/chartex" xmlns:cx3="http://schemas.microsoft.com/office/drawing/2016/5/9/chartex" xmlns:cx4="http://schemas.microsoft.com/office/drawing/2016/5/10/chartex" xmlns:cx5="http://schemas.microsoft.com/office/drawing/2016/5/11/chartex" xmlns:cx6="http://schemas.microsoft.com/office/drawing/2016/5/12/chartex" xmlns:cx7="http://schemas.microsoft.com/office/drawing/2016/5/13/chartex" xmlns:cx8="http://schemas.microsoft.com/office/drawing/2016/5/14/chartex" xmlns:mc="http://schemas.openxmlformats.org/markup-compatibility/2006" xmlns:aink="http://schemas.microsoft.com/office/drawing/2016/ink" xmlns:am3d="http://schemas.microsoft.com/office/drawing/2017/model3d" xmlns:o="urn:schemas-microsoft-com:office:office" xmlns:r="http://schemas.openxmlformats.org/officeDocument/2006/relationships" xmlns:m="http://schemas.openxmlformats.org/officeDocument/2006/math" xmlns:v="urn:schemas-microsoft-com:vml" xmlns:wp14="http://schemas.microsoft.com/office/word/2010/wordprocessingDrawing" xmlns:wp="http://schemas.openxmlformats.org/drawingml/2006/wordprocessingDrawing" xmlns:w10="urn:schemas-microsoft-com:office:word" xmlns:w="http://schemas.openxmlformats.org/wordprocessingml/2006/main" xmlns:w14="http://schemas.microsoft.com/office/word/2010/wordml" xmlns:w15="http://schemas.microsoft.com/office/word/2012/wordml" xmlns:w16cid="http://schemas.microsoft.com/office/word/2016/wordml/cid" xmlns:w16se="http://schemas.microsoft.com/office/word/2015/wordml/symex" xmlns:wpg="http://schemas.microsoft.com/office/word/2010/wordprocessingGroup" xmlns:wpi="http://schemas.microsoft.com/office/word/2010/wordprocessingInk" xmlns:wne="http://schemas.microsoft.com/office/word/2006/wordml" xmlns:wps="http://schemas.microsoft.com/office/word/2010/wordprocessingShape" mc:Ignorable="w14 w15 w16se w16cid wp14">
+<w:ftr xmlns:wpc="http://schemas.microsoft.com/office/word/2010/wordprocessingCanvas" xmlns:cx="http://schemas.microsoft.com/office/drawing/2014/chartex" xmlns:cx1="http://schemas.microsoft.com/office/drawing/2015/9/8/chartex" xmlns:cx2="http://schemas.microsoft.com/office/drawing/2015/10/21/chartex" xmlns:cx3="http://schemas.microsoft.com/office/drawing/2016/5/9/chartex" xmlns:cx4="http://schemas.microsoft.com/office/drawing/2016/5/10/chartex" xmlns:cx5="http://schemas.microsoft.com/office/drawing/2016/5/11/chartex" xmlns:cx6="http://schemas.microsoft.com/office/drawing/2016/5/12/chartex" xmlns:cx7="http://schemas.microsoft.com/office/drawing/2016/5/13/chartex" xmlns:cx8="http://schemas.microsoft.com/office/drawing/2016/5/14/chartex" xmlns:mc="http://schemas.openxmlformats.org/markup-compatibility/2006" xmlns:aink="http://schemas.microsoft.com/office/drawing/2016/ink" xmlns:am3d="http://schemas.microsoft.com/office/drawing/2017/model3d" xmlns:o="urn:schemas-microsoft-com:office:office" xmlns:r="http://schemas.openxmlformats.org/officeDocument/2006/relationships" xmlns:m="http://schemas.openxmlformats.org/officeDocument/2006/math" xmlns:v="urn:schemas-microsoft-com:vml" xmlns:wp14="http://schemas.microsoft.com/office/word/2010/wordprocessingDrawing" xmlns:wp="http://schemas.openxmlformats.org/drawingml/2006/wordprocessingDrawing" xmlns:w10="urn:schemas-microsoft-com:office:word" xmlns:w="http://schemas.openxmlformats.org/wordprocessingml/2006/main" xmlns:w14="http://schemas.microsoft.com/office/word/2010/wordml" xmlns:w15="http://schemas.microsoft.com/office/word/2012/wordml" xmlns:w16cex="http://schemas.microsoft.com/office/word/2018/wordml/cex" xmlns:w16cid="http://schemas.microsoft.com/office/word/2016/wordml/cid" xmlns:w16="http://schemas.microsoft.com/office/word/2018/wordml" xmlns:w16sdtdh="http://schemas.microsoft.com/office/word/2020/wordml/sdtdatahash" xmlns:w16se="http://schemas.microsoft.com/office/word/2015/wordml/symex" xmlns:wpg="http://schemas.microsoft.com/office/word/2010/wordprocessingGroup" xmlns:wpi="http://schemas.microsoft.com/office/word/2010/wordprocessingInk" xmlns:wne="http://schemas.microsoft.com/office/word/2006/wordml" xmlns:wps="http://schemas.microsoft.com/office/word/2010/wordprocessingShape" mc:Ignorable="w14 w15 w16se w16cid w16 w16cex w16sdtdh wp14">
   <w:sdt>
     <w:sdtPr>
       <w:id w:val="-1465197936"/>
@@ -16033,6 +15874,7 @@
         <w:docPartUnique/>
       </w:docPartObj>
     </w:sdtPr>
+    <w:sdtEndPr/>
     <w:sdtContent>
       <w:p>
         <w:pPr>
@@ -16069,7 +15911,7 @@
 </file>
 
 <file path=word/footnotes.xml><?xml version="1.0" encoding="utf-8"?>
-<w:footnotes xmlns:wpc="http://schemas.microsoft.com/office/word/2010/wordprocessingCanvas" xmlns:cx="http://schemas.microsoft.com/office/drawing/2014/chartex" xmlns:cx1="http://schemas.microsoft.com/office/drawing/2015/9/8/chartex" xmlns:cx2="http://schemas.microsoft.com/office/drawing/2015/10/21/chartex" xmlns:cx3="http://schemas.microsoft.com/office/drawing/2016/5/9/chartex" xmlns:cx4="http://schemas.microsoft.com/office/drawing/2016/5/10/chartex" xmlns:cx5="http://schemas.microsoft.com/office/drawing/2016/5/11/chartex" xmlns:cx6="http://schemas.microsoft.com/office/drawing/2016/5/12/chartex" xmlns:cx7="http://schemas.microsoft.com/office/drawing/2016/5/13/chartex" xmlns:cx8="http://schemas.microsoft.com/office/drawing/2016/5/14/chartex" xmlns:mc="http://schemas.openxmlformats.org/markup-compatibility/2006" xmlns:aink="http://schemas.microsoft.com/office/drawing/2016/ink" xmlns:am3d="http://schemas.microsoft.com/office/drawing/2017/model3d" xmlns:o="urn:schemas-microsoft-com:office:office" xmlns:r="http://schemas.openxmlformats.org/officeDocument/2006/relationships" xmlns:m="http://schemas.openxmlformats.org/officeDocument/2006/math" xmlns:v="urn:schemas-microsoft-com:vml" xmlns:wp14="http://schemas.microsoft.com/office/word/2010/wordprocessingDrawing" xmlns:wp="http://schemas.openxmlformats.org/drawingml/2006/wordprocessingDrawing" xmlns:w10="urn:schemas-microsoft-com:office:word" xmlns:w="http://schemas.openxmlformats.org/wordprocessingml/2006/main" xmlns:w14="http://schemas.microsoft.com/office/word/2010/wordml" xmlns:w15="http://schemas.microsoft.com/office/word/2012/wordml" xmlns:w16cid="http://schemas.microsoft.com/office/word/2016/wordml/cid" xmlns:w16se="http://schemas.microsoft.com/office/word/2015/wordml/symex" xmlns:wpg="http://schemas.microsoft.com/office/word/2010/wordprocessingGroup" xmlns:wpi="http://schemas.microsoft.com/office/word/2010/wordprocessingInk" xmlns:wne="http://schemas.microsoft.com/office/word/2006/wordml" xmlns:wps="http://schemas.microsoft.com/office/word/2010/wordprocessingShape" mc:Ignorable="w14 w15 w16se w16cid wp14">
+<w:footnotes xmlns:wpc="http://schemas.microsoft.com/office/word/2010/wordprocessingCanvas" xmlns:cx="http://schemas.microsoft.com/office/drawing/2014/chartex" xmlns:cx1="http://schemas.microsoft.com/office/drawing/2015/9/8/chartex" xmlns:cx2="http://schemas.microsoft.com/office/drawing/2015/10/21/chartex" xmlns:cx3="http://schemas.microsoft.com/office/drawing/2016/5/9/chartex" xmlns:cx4="http://schemas.microsoft.com/office/drawing/2016/5/10/chartex" xmlns:cx5="http://schemas.microsoft.com/office/drawing/2016/5/11/chartex" xmlns:cx6="http://schemas.microsoft.com/office/drawing/2016/5/12/chartex" xmlns:cx7="http://schemas.microsoft.com/office/drawing/2016/5/13/chartex" xmlns:cx8="http://schemas.microsoft.com/office/drawing/2016/5/14/chartex" xmlns:mc="http://schemas.openxmlformats.org/markup-compatibility/2006" xmlns:aink="http://schemas.microsoft.com/office/drawing/2016/ink" xmlns:am3d="http://schemas.microsoft.com/office/drawing/2017/model3d" xmlns:o="urn:schemas-microsoft-com:office:office" xmlns:r="http://schemas.openxmlformats.org/officeDocument/2006/relationships" xmlns:m="http://schemas.openxmlformats.org/officeDocument/2006/math" xmlns:v="urn:schemas-microsoft-com:vml" xmlns:wp14="http://schemas.microsoft.com/office/word/2010/wordprocessingDrawing" xmlns:wp="http://schemas.openxmlformats.org/drawingml/2006/wordprocessingDrawing" xmlns:w10="urn:schemas-microsoft-com:office:word" xmlns:w="http://schemas.openxmlformats.org/wordprocessingml/2006/main" xmlns:w14="http://schemas.microsoft.com/office/word/2010/wordml" xmlns:w15="http://schemas.microsoft.com/office/word/2012/wordml" xmlns:w16cex="http://schemas.microsoft.com/office/word/2018/wordml/cex" xmlns:w16cid="http://schemas.microsoft.com/office/word/2016/wordml/cid" xmlns:w16="http://schemas.microsoft.com/office/word/2018/wordml" xmlns:w16sdtdh="http://schemas.microsoft.com/office/word/2020/wordml/sdtdatahash" xmlns:w16se="http://schemas.microsoft.com/office/word/2015/wordml/symex" xmlns:wpg="http://schemas.microsoft.com/office/word/2010/wordprocessingGroup" xmlns:wpi="http://schemas.microsoft.com/office/word/2010/wordprocessingInk" xmlns:wne="http://schemas.microsoft.com/office/word/2006/wordml" xmlns:wps="http://schemas.microsoft.com/office/word/2010/wordprocessingShape" mc:Ignorable="w14 w15 w16se w16cid w16 w16cex w16sdtdh wp14">
   <w:footnote w:type="separator" w:id="-1">
     <w:p>
       <w:pPr>
@@ -16094,7 +15936,7 @@
 </file>
 
 <file path=word/header1.xml><?xml version="1.0" encoding="utf-8"?>
-<w:hdr xmlns:wpc="http://schemas.microsoft.com/office/word/2010/wordprocessingCanvas" xmlns:cx="http://schemas.microsoft.com/office/drawing/2014/chartex" xmlns:cx1="http://schemas.microsoft.com/office/drawing/2015/9/8/chartex" xmlns:cx2="http://schemas.microsoft.com/office/drawing/2015/10/21/chartex" xmlns:cx3="http://schemas.microsoft.com/office/drawing/2016/5/9/chartex" xmlns:cx4="http://schemas.microsoft.com/office/drawing/2016/5/10/chartex" xmlns:cx5="http://schemas.microsoft.com/office/drawing/2016/5/11/chartex" xmlns:cx6="http://schemas.microsoft.com/office/drawing/2016/5/12/chartex" xmlns:cx7="http://schemas.microsoft.com/office/drawing/2016/5/13/chartex" xmlns:cx8="http://schemas.microsoft.com/office/drawing/2016/5/14/chartex" xmlns:mc="http://schemas.openxmlformats.org/markup-compatibility/2006" xmlns:aink="http://schemas.microsoft.com/office/drawing/2016/ink" xmlns:am3d="http://schemas.microsoft.com/office/drawing/2017/model3d" xmlns:o="urn:schemas-microsoft-com:office:office" xmlns:r="http://schemas.openxmlformats.org/officeDocument/2006/relationships" xmlns:m="http://schemas.openxmlformats.org/officeDocument/2006/math" xmlns:v="urn:schemas-microsoft-com:vml" xmlns:wp14="http://schemas.microsoft.com/office/word/2010/wordprocessingDrawing" xmlns:wp="http://schemas.openxmlformats.org/drawingml/2006/wordprocessingDrawing" xmlns:w10="urn:schemas-microsoft-com:office:word" xmlns:w="http://schemas.openxmlformats.org/wordprocessingml/2006/main" xmlns:w14="http://schemas.microsoft.com/office/word/2010/wordml" xmlns:w15="http://schemas.microsoft.com/office/word/2012/wordml" xmlns:w16cid="http://schemas.microsoft.com/office/word/2016/wordml/cid" xmlns:w16se="http://schemas.microsoft.com/office/word/2015/wordml/symex" xmlns:wpg="http://schemas.microsoft.com/office/word/2010/wordprocessingGroup" xmlns:wpi="http://schemas.microsoft.com/office/word/2010/wordprocessingInk" xmlns:wne="http://schemas.microsoft.com/office/word/2006/wordml" xmlns:wps="http://schemas.microsoft.com/office/word/2010/wordprocessingShape" mc:Ignorable="w14 w15 w16se w16cid wp14">
+<w:hdr xmlns:wpc="http://schemas.microsoft.com/office/word/2010/wordprocessingCanvas" xmlns:cx="http://schemas.microsoft.com/office/drawing/2014/chartex" xmlns:cx1="http://schemas.microsoft.com/office/drawing/2015/9/8/chartex" xmlns:cx2="http://schemas.microsoft.com/office/drawing/2015/10/21/chartex" xmlns:cx3="http://schemas.microsoft.com/office/drawing/2016/5/9/chartex" xmlns:cx4="http://schemas.microsoft.com/office/drawing/2016/5/10/chartex" xmlns:cx5="http://schemas.microsoft.com/office/drawing/2016/5/11/chartex" xmlns:cx6="http://schemas.microsoft.com/office/drawing/2016/5/12/chartex" xmlns:cx7="http://schemas.microsoft.com/office/drawing/2016/5/13/chartex" xmlns:cx8="http://schemas.microsoft.com/office/drawing/2016/5/14/chartex" xmlns:mc="http://schemas.openxmlformats.org/markup-compatibility/2006" xmlns:aink="http://schemas.microsoft.com/office/drawing/2016/ink" xmlns:am3d="http://schemas.microsoft.com/office/drawing/2017/model3d" xmlns:o="urn:schemas-microsoft-com:office:office" xmlns:r="http://schemas.openxmlformats.org/officeDocument/2006/relationships" xmlns:m="http://schemas.openxmlformats.org/officeDocument/2006/math" xmlns:v="urn:schemas-microsoft-com:vml" xmlns:wp14="http://schemas.microsoft.com/office/word/2010/wordprocessingDrawing" xmlns:wp="http://schemas.openxmlformats.org/drawingml/2006/wordprocessingDrawing" xmlns:w10="urn:schemas-microsoft-com:office:word" xmlns:w="http://schemas.openxmlformats.org/wordprocessingml/2006/main" xmlns:w14="http://schemas.microsoft.com/office/word/2010/wordml" xmlns:w15="http://schemas.microsoft.com/office/word/2012/wordml" xmlns:w16cex="http://schemas.microsoft.com/office/word/2018/wordml/cex" xmlns:w16cid="http://schemas.microsoft.com/office/word/2016/wordml/cid" xmlns:w16="http://schemas.microsoft.com/office/word/2018/wordml" xmlns:w16sdtdh="http://schemas.microsoft.com/office/word/2020/wordml/sdtdatahash" xmlns:w16se="http://schemas.microsoft.com/office/word/2015/wordml/symex" xmlns:wpg="http://schemas.microsoft.com/office/word/2010/wordprocessingGroup" xmlns:wpi="http://schemas.microsoft.com/office/word/2010/wordprocessingInk" xmlns:wne="http://schemas.microsoft.com/office/word/2006/wordml" xmlns:wps="http://schemas.microsoft.com/office/word/2010/wordprocessingShape" mc:Ignorable="w14 w15 w16se w16cid w16 w16cex w16sdtdh wp14">
   <w:p>
     <w:pPr>
       <w:pStyle w:val="Encabezado"/>
@@ -16180,7 +16022,7 @@
 </file>
 
 <file path=word/numbering.xml><?xml version="1.0" encoding="utf-8"?>
-<w:numbering xmlns:wpc="http://schemas.microsoft.com/office/word/2010/wordprocessingCanvas" xmlns:cx="http://schemas.microsoft.com/office/drawing/2014/chartex" xmlns:cx1="http://schemas.microsoft.com/office/drawing/2015/9/8/chartex" xmlns:cx2="http://schemas.microsoft.com/office/drawing/2015/10/21/chartex" xmlns:cx3="http://schemas.microsoft.com/office/drawing/2016/5/9/chartex" xmlns:cx4="http://schemas.microsoft.com/office/drawing/2016/5/10/chartex" xmlns:cx5="http://schemas.microsoft.com/office/drawing/2016/5/11/chartex" xmlns:cx6="http://schemas.microsoft.com/office/drawing/2016/5/12/chartex" xmlns:cx7="http://schemas.microsoft.com/office/drawing/2016/5/13/chartex" xmlns:cx8="http://schemas.microsoft.com/office/drawing/2016/5/14/chartex" xmlns:mc="http://schemas.openxmlformats.org/markup-compatibility/2006" xmlns:aink="http://schemas.microsoft.com/office/drawing/2016/ink" xmlns:am3d="http://schemas.microsoft.com/office/drawing/2017/model3d" xmlns:o="urn:schemas-microsoft-com:office:office" xmlns:r="http://schemas.openxmlformats.org/officeDocument/2006/relationships" xmlns:m="http://schemas.openxmlformats.org/officeDocument/2006/math" xmlns:v="urn:schemas-microsoft-com:vml" xmlns:wp14="http://schemas.microsoft.com/office/word/2010/wordprocessingDrawing" xmlns:wp="http://schemas.openxmlformats.org/drawingml/2006/wordprocessingDrawing" xmlns:w10="urn:schemas-microsoft-com:office:word" xmlns:w="http://schemas.openxmlformats.org/wordprocessingml/2006/main" xmlns:w14="http://schemas.microsoft.com/office/word/2010/wordml" xmlns:w15="http://schemas.microsoft.com/office/word/2012/wordml" xmlns:w16cid="http://schemas.microsoft.com/office/word/2016/wordml/cid" xmlns:w16se="http://schemas.microsoft.com/office/word/2015/wordml/symex" xmlns:wpg="http://schemas.microsoft.com/office/word/2010/wordprocessingGroup" xmlns:wpi="http://schemas.microsoft.com/office/word/2010/wordprocessingInk" xmlns:wne="http://schemas.microsoft.com/office/word/2006/wordml" xmlns:wps="http://schemas.microsoft.com/office/word/2010/wordprocessingShape" mc:Ignorable="w14 w15 w16se w16cid wp14">
+<w:numbering xmlns:wpc="http://schemas.microsoft.com/office/word/2010/wordprocessingCanvas" xmlns:cx="http://schemas.microsoft.com/office/drawing/2014/chartex" xmlns:cx1="http://schemas.microsoft.com/office/drawing/2015/9/8/chartex" xmlns:cx2="http://schemas.microsoft.com/office/drawing/2015/10/21/chartex" xmlns:cx3="http://schemas.microsoft.com/office/drawing/2016/5/9/chartex" xmlns:cx4="http://schemas.microsoft.com/office/drawing/2016/5/10/chartex" xmlns:cx5="http://schemas.microsoft.com/office/drawing/2016/5/11/chartex" xmlns:cx6="http://schemas.microsoft.com/office/drawing/2016/5/12/chartex" xmlns:cx7="http://schemas.microsoft.com/office/drawing/2016/5/13/chartex" xmlns:cx8="http://schemas.microsoft.com/office/drawing/2016/5/14/chartex" xmlns:mc="http://schemas.openxmlformats.org/markup-compatibility/2006" xmlns:aink="http://schemas.microsoft.com/office/drawing/2016/ink" xmlns:am3d="http://schemas.microsoft.com/office/drawing/2017/model3d" xmlns:o="urn:schemas-microsoft-com:office:office" xmlns:r="http://schemas.openxmlformats.org/officeDocument/2006/relationships" xmlns:m="http://schemas.openxmlformats.org/officeDocument/2006/math" xmlns:v="urn:schemas-microsoft-com:vml" xmlns:wp14="http://schemas.microsoft.com/office/word/2010/wordprocessingDrawing" xmlns:wp="http://schemas.openxmlformats.org/drawingml/2006/wordprocessingDrawing" xmlns:w10="urn:schemas-microsoft-com:office:word" xmlns:w="http://schemas.openxmlformats.org/wordprocessingml/2006/main" xmlns:w14="http://schemas.microsoft.com/office/word/2010/wordml" xmlns:w15="http://schemas.microsoft.com/office/word/2012/wordml" xmlns:w16cex="http://schemas.microsoft.com/office/word/2018/wordml/cex" xmlns:w16cid="http://schemas.microsoft.com/office/word/2016/wordml/cid" xmlns:w16="http://schemas.microsoft.com/office/word/2018/wordml" xmlns:w16sdtdh="http://schemas.microsoft.com/office/word/2020/wordml/sdtdatahash" xmlns:w16se="http://schemas.microsoft.com/office/word/2015/wordml/symex" xmlns:wpg="http://schemas.microsoft.com/office/word/2010/wordprocessingGroup" xmlns:wpi="http://schemas.microsoft.com/office/word/2010/wordprocessingInk" xmlns:wne="http://schemas.microsoft.com/office/word/2006/wordml" xmlns:wps="http://schemas.microsoft.com/office/word/2010/wordprocessingShape" mc:Ignorable="w14 w15 w16se w16cid w16 w16cex w16sdtdh wp14">
   <w:abstractNum w:abstractNumId="0" w15:restartNumberingAfterBreak="0">
     <w:nsid w:val="FFFFFF89"/>
     <w:multiLevelType w:val="singleLevel"/>
@@ -21332,7 +21174,7 @@
 </file>
 
 <file path=word/styles.xml><?xml version="1.0" encoding="utf-8"?>
-<w:styles xmlns:mc="http://schemas.openxmlformats.org/markup-compatibility/2006" xmlns:r="http://schemas.openxmlformats.org/officeDocument/2006/relationships" xmlns:w="http://schemas.openxmlformats.org/wordprocessingml/2006/main" xmlns:w14="http://schemas.microsoft.com/office/word/2010/wordml" xmlns:w15="http://schemas.microsoft.com/office/word/2012/wordml" xmlns:w16cid="http://schemas.microsoft.com/office/word/2016/wordml/cid" xmlns:w16se="http://schemas.microsoft.com/office/word/2015/wordml/symex" mc:Ignorable="w14 w15 w16se w16cid">
+<w:styles xmlns:mc="http://schemas.openxmlformats.org/markup-compatibility/2006" xmlns:r="http://schemas.openxmlformats.org/officeDocument/2006/relationships" xmlns:w="http://schemas.openxmlformats.org/wordprocessingml/2006/main" xmlns:w14="http://schemas.microsoft.com/office/word/2010/wordml" xmlns:w15="http://schemas.microsoft.com/office/word/2012/wordml" xmlns:w16cex="http://schemas.microsoft.com/office/word/2018/wordml/cex" xmlns:w16cid="http://schemas.microsoft.com/office/word/2016/wordml/cid" xmlns:w16="http://schemas.microsoft.com/office/word/2018/wordml" xmlns:w16sdtdh="http://schemas.microsoft.com/office/word/2020/wordml/sdtdatahash" xmlns:w16se="http://schemas.microsoft.com/office/word/2015/wordml/symex" mc:Ignorable="w14 w15 w16se w16cid w16 w16cex w16sdtdh">
   <w:docDefaults>
     <w:rPrDefault>
       <w:rPr>
@@ -21350,7 +21192,7 @@
       </w:pPr>
     </w:pPrDefault>
   </w:docDefaults>
-  <w:latentStyles w:defLockedState="0" w:defUIPriority="99" w:defSemiHidden="0" w:defUnhideWhenUsed="0" w:defQFormat="0" w:count="375">
+  <w:latentStyles w:defLockedState="0" w:defUIPriority="99" w:defSemiHidden="0" w:defUnhideWhenUsed="0" w:defQFormat="0" w:count="376">
     <w:lsdException w:name="Normal" w:uiPriority="0" w:qFormat="1"/>
     <w:lsdException w:name="heading 1" w:uiPriority="9" w:qFormat="1"/>
     <w:lsdException w:name="heading 2" w:semiHidden="1" w:uiPriority="9" w:unhideWhenUsed="1" w:qFormat="1"/>
@@ -21726,6 +21568,7 @@
     <w:lsdException w:name="Smart Hyperlink" w:semiHidden="1" w:unhideWhenUsed="1"/>
     <w:lsdException w:name="Hashtag" w:semiHidden="1" w:unhideWhenUsed="1"/>
     <w:lsdException w:name="Unresolved Mention" w:semiHidden="1" w:unhideWhenUsed="1"/>
+    <w:lsdException w:name="Smart Link" w:semiHidden="1" w:unhideWhenUsed="1"/>
   </w:latentStyles>
   <w:style w:type="paragraph" w:default="1" w:styleId="Normal">
     <w:name w:val="Normal"/>
@@ -23092,6 +22935,19 @@
 </file>
 
 <file path=customXml/item1.xml><?xml version="1.0" encoding="utf-8"?>
+<?mso-contentType ?>
+<FormTemplates xmlns="http://schemas.microsoft.com/sharepoint/v3/contenttype/forms">
+  <Display>DocumentLibraryForm</Display>
+  <Edit>DocumentLibraryForm</Edit>
+  <New>DocumentLibraryForm</New>
+</FormTemplates>
+</file>
+
+<file path=customXml/item2.xml><?xml version="1.0" encoding="utf-8"?>
+<b:Sources xmlns:b="http://schemas.openxmlformats.org/officeDocument/2006/bibliography" xmlns="http://schemas.openxmlformats.org/officeDocument/2006/bibliography" SelectedStyle="\APASixthEditionOfficeOnline.xsl" StyleName="APA" Version="6"/>
+</file>
+
+<file path=customXml/item3.xml><?xml version="1.0" encoding="utf-8"?>
 <p:properties xmlns:p="http://schemas.microsoft.com/office/2006/metadata/properties" xmlns:xsi="http://www.w3.org/2001/XMLSchema-instance" xmlns:pc="http://schemas.microsoft.com/office/infopath/2007/PartnerControls">
   <documentManagement>
     <TaxCatchAll xmlns="13c90a0b-73bc-4dc0-be5f-28d77b615beb" xsi:nil="true"/>
@@ -23102,7 +22958,7 @@
 </p:properties>
 </file>
 
-<file path=customXml/item2.xml><?xml version="1.0" encoding="utf-8"?>
+<file path=customXml/item4.xml><?xml version="1.0" encoding="utf-8"?>
 <ct:contentTypeSchema xmlns:ct="http://schemas.microsoft.com/office/2006/metadata/contentType" xmlns:ma="http://schemas.microsoft.com/office/2006/metadata/properties/metaAttributes" ct:_="" ma:_="" ma:contentTypeName="Documento" ma:contentTypeID="0x0101006A81D6BD42E8DF4C91013959704817E1" ma:contentTypeVersion="15" ma:contentTypeDescription="Crear nuevo documento." ma:contentTypeScope="" ma:versionID="bf4f72ffd194f0963ff564daca6869f7">
   <xsd:schema xmlns:xsd="http://www.w3.org/2001/XMLSchema" xmlns:xs="http://www.w3.org/2001/XMLSchema" xmlns:p="http://schemas.microsoft.com/office/2006/metadata/properties" xmlns:ns2="13c90a0b-73bc-4dc0-be5f-28d77b615beb" xmlns:ns3="13c93bba-48ce-428c-bfe5-88b42c19b028" targetNamespace="http://schemas.microsoft.com/office/2006/metadata/properties" ma:root="true" ma:fieldsID="8718d6f4873a5b1392a45044efa78385" ns2:_="" ns3:_="">
     <xsd:import namespace="13c90a0b-73bc-4dc0-be5f-28d77b615beb"/>
@@ -23337,20 +23193,23 @@
 </ct:contentTypeSchema>
 </file>
 
-<file path=customXml/item3.xml><?xml version="1.0" encoding="utf-8"?>
-<?mso-contentType ?>
-<FormTemplates xmlns="http://schemas.microsoft.com/sharepoint/v3/contenttype/forms">
-  <Display>DocumentLibraryForm</Display>
-  <Edit>DocumentLibraryForm</Edit>
-  <New>DocumentLibraryForm</New>
-</FormTemplates>
+<file path=customXml/itemProps1.xml><?xml version="1.0" encoding="utf-8"?>
+<ds:datastoreItem xmlns:ds="http://schemas.openxmlformats.org/officeDocument/2006/customXml" ds:itemID="{10663269-2064-4804-8290-36D4A57F5557}">
+  <ds:schemaRefs>
+    <ds:schemaRef ds:uri="http://schemas.microsoft.com/sharepoint/v3/contenttype/forms"/>
+  </ds:schemaRefs>
+</ds:datastoreItem>
 </file>
 
-<file path=customXml/item4.xml><?xml version="1.0" encoding="utf-8"?>
-<b:Sources xmlns:b="http://schemas.openxmlformats.org/officeDocument/2006/bibliography" xmlns="http://schemas.openxmlformats.org/officeDocument/2006/bibliography" SelectedStyle="\APASixthEditionOfficeOnline.xsl" StyleName="APA" Version="6"/>
+<file path=customXml/itemProps2.xml><?xml version="1.0" encoding="utf-8"?>
+<ds:datastoreItem xmlns:ds="http://schemas.openxmlformats.org/officeDocument/2006/customXml" ds:itemID="{39B65A2C-1874-40D0-902B-44A6D3EB31E5}">
+  <ds:schemaRefs>
+    <ds:schemaRef ds:uri="http://schemas.openxmlformats.org/officeDocument/2006/bibliography"/>
+  </ds:schemaRefs>
+</ds:datastoreItem>
 </file>
 
-<file path=customXml/itemProps1.xml><?xml version="1.0" encoding="utf-8"?>
+<file path=customXml/itemProps3.xml><?xml version="1.0" encoding="utf-8"?>
 <ds:datastoreItem xmlns:ds="http://schemas.openxmlformats.org/officeDocument/2006/customXml" ds:itemID="{1279454D-02BE-4A9C-A117-DCD1573E2608}">
   <ds:schemaRefs>
     <ds:schemaRef ds:uri="http://schemas.microsoft.com/office/2006/metadata/properties"/>
@@ -23361,7 +23220,7 @@
 </ds:datastoreItem>
 </file>
 
-<file path=customXml/itemProps2.xml><?xml version="1.0" encoding="utf-8"?>
+<file path=customXml/itemProps4.xml><?xml version="1.0" encoding="utf-8"?>
 <ds:datastoreItem xmlns:ds="http://schemas.openxmlformats.org/officeDocument/2006/customXml" ds:itemID="{59065960-E0CA-4804-83B5-320CBCDCC160}">
   <ds:schemaRefs>
     <ds:schemaRef ds:uri="http://schemas.microsoft.com/office/2006/metadata/contentType"/>
@@ -23378,20 +23237,4 @@
     <ds:schemaRef ds:uri="http://schemas.microsoft.com/internal/obd"/>
   </ds:schemaRefs>
 </ds:datastoreItem>
-</file>
-
-<file path=customXml/itemProps3.xml><?xml version="1.0" encoding="utf-8"?>
-<ds:datastoreItem xmlns:ds="http://schemas.openxmlformats.org/officeDocument/2006/customXml" ds:itemID="{10663269-2064-4804-8290-36D4A57F5557}">
-  <ds:schemaRefs>
-    <ds:schemaRef ds:uri="http://schemas.microsoft.com/sharepoint/v3/contenttype/forms"/>
-  </ds:schemaRefs>
-</ds:datastoreItem>
-</file>
-
-<file path=customXml/itemProps4.xml><?xml version="1.0" encoding="utf-8"?>
-<ds:datastoreItem xmlns:ds="http://schemas.openxmlformats.org/officeDocument/2006/customXml" ds:itemID="{39B65A2C-1874-40D0-902B-44A6D3EB31E5}">
-  <ds:schemaRefs>
-    <ds:schemaRef ds:uri="http://schemas.openxmlformats.org/officeDocument/2006/bibliography"/>
-  </ds:schemaRefs>
-</ds:datastoreItem>
 </file>